--- a/klagomål/A 22006-2026 FSC-klagomål.docx
+++ b/klagomål/A 22006-2026 FSC-klagomål.docx
@@ -1011,7 +1011,7 @@
     <w:r>
       <w:tab/>
       <w:tab/>
-      <w:t>2026-06-15</w:t>
+      <w:t>2026-06-16</w:t>
       <w:br/>
       <w:br/>
     </w:r>

--- a/klagomål/A 22006-2026 FSC-klagomål.docx
+++ b/klagomål/A 22006-2026 FSC-klagomål.docx
@@ -1011,7 +1011,7 @@
     <w:r>
       <w:tab/>
       <w:tab/>
-      <w:t>2026-06-16</w:t>
+      <w:t>2026-06-17</w:t>
       <w:br/>
       <w:br/>
     </w:r>

--- a/klagomål/A 22006-2026 FSC-klagomål.docx
+++ b/klagomål/A 22006-2026 FSC-klagomål.docx
@@ -1,6 +1,6 @@
 
 <file path=word/document.xml><?xml version="1.0" encoding="utf-8"?>
-<w:document xmlns:wpc="http://schemas.microsoft.com/office/word/2010/wordprocessingCanvas" xmlns:cx="http://schemas.microsoft.com/office/drawing/2014/chartex" xmlns:cx1="http://schemas.microsoft.com/office/drawing/2015/9/8/chartex" xmlns:cx2="http://schemas.microsoft.com/office/drawing/2015/10/21/chartex" xmlns:cx3="http://schemas.microsoft.com/office/drawing/2016/5/9/chartex" xmlns:cx4="http://schemas.microsoft.com/office/drawing/2016/5/10/chartex" xmlns:cx5="http://schemas.microsoft.com/office/drawing/2016/5/11/chartex" xmlns:cx6="http://schemas.microsoft.com/office/drawing/2016/5/12/chartex" xmlns:cx7="http://schemas.microsoft.com/office/drawing/2016/5/13/chartex" xmlns:cx8="http://schemas.microsoft.com/office/drawing/2016/5/14/chartex" xmlns:mc="http://schemas.openxmlformats.org/markup-compatibility/2006" xmlns:aink="http://schemas.microsoft.com/office/drawing/2016/ink" xmlns:am3d="http://schemas.microsoft.com/office/drawing/2017/model3d" xmlns:o="urn:schemas-microsoft-com:office:office" xmlns:oel="http://schemas.microsoft.com/office/2019/extlst" xmlns:r="http://schemas.openxmlformats.org/officeDocument/2006/relationships" xmlns:m="http://schemas.openxmlformats.org/officeDocument/2006/math" xmlns:v="urn:schemas-microsoft-com:vml" xmlns:wp14="http://schemas.microsoft.com/office/word/2010/wordprocessingDrawing" xmlns:wp="http://schemas.openxmlformats.org/drawingml/2006/wordprocessingDrawing" xmlns:w10="urn:schemas-microsoft-com:office:word" xmlns:w="http://schemas.openxmlformats.org/wordprocessingml/2006/main" xmlns:w14="http://schemas.microsoft.com/office/word/2010/wordml" xmlns:w15="http://schemas.microsoft.com/office/word/2012/wordml" xmlns:w16cex="http://schemas.microsoft.com/office/word/2018/wordml/cex" xmlns:w16cid="http://schemas.microsoft.com/office/word/2016/wordml/cid" xmlns:w16="http://schemas.microsoft.com/office/word/2018/wordml" xmlns:w16sdtdh="http://schemas.microsoft.com/office/word/2020/wordml/sdtdatahash" xmlns:w16se="http://schemas.microsoft.com/office/word/2015/wordml/symex" xmlns:wpg="http://schemas.microsoft.com/office/word/2010/wordprocessingGroup" xmlns:wpi="http://schemas.microsoft.com/office/word/2010/wordprocessingInk" xmlns:wne="http://schemas.microsoft.com/office/word/2006/wordml" xmlns:wps="http://schemas.microsoft.com/office/word/2010/wordprocessingShape" mc:Ignorable="w14 w15 w16se w16cid w16 w16cex w16sdtdh wp14">
+<w:document xmlns:wpc="http://schemas.microsoft.com/office/word/2010/wordprocessingCanvas" xmlns:cx="http://schemas.microsoft.com/office/drawing/2014/chartex" xmlns:cx1="http://schemas.microsoft.com/office/drawing/2015/9/8/chartex" xmlns:cx2="http://schemas.microsoft.com/office/drawing/2015/10/21/chartex" xmlns:cx3="http://schemas.microsoft.com/office/drawing/2016/5/9/chartex" xmlns:cx4="http://schemas.microsoft.com/office/drawing/2016/5/10/chartex" xmlns:cx5="http://schemas.microsoft.com/office/drawing/2016/5/11/chartex" xmlns:cx6="http://schemas.microsoft.com/office/drawing/2016/5/12/chartex" xmlns:cx7="http://schemas.microsoft.com/office/drawing/2016/5/13/chartex" xmlns:cx8="http://schemas.microsoft.com/office/drawing/2016/5/14/chartex" xmlns:mc="http://schemas.openxmlformats.org/markup-compatibility/2006" xmlns:aink="http://schemas.microsoft.com/office/drawing/2016/ink" xmlns:am3d="http://schemas.microsoft.com/office/drawing/2017/model3d" xmlns:o="urn:schemas-microsoft-com:office:office" xmlns:oel="http://schemas.microsoft.com/office/2019/extlst" xmlns:r="http://schemas.openxmlformats.org/officeDocument/2006/relationships" xmlns:m="http://schemas.openxmlformats.org/officeDocument/2006/math" xmlns:v="urn:schemas-microsoft-com:vml" xmlns:wp14="http://schemas.microsoft.com/office/word/2010/wordprocessingDrawing" xmlns:wp="http://schemas.openxmlformats.org/drawingml/2006/wordprocessingDrawing" xmlns:w10="urn:schemas-microsoft-com:office:word" xmlns:w="http://schemas.openxmlformats.org/wordprocessingml/2006/main" xmlns:w14="http://schemas.microsoft.com/office/word/2010/wordml" xmlns:w15="http://schemas.microsoft.com/office/word/2012/wordml" xmlns:w16cex="http://schemas.microsoft.com/office/word/2018/wordml/cex" xmlns:w16cid="http://schemas.microsoft.com/office/word/2016/wordml/cid" xmlns:w16="http://schemas.microsoft.com/office/word/2018/wordml" xmlns:w16du="http://schemas.microsoft.com/office/word/2023/wordml/word16du" xmlns:w16sdtdh="http://schemas.microsoft.com/office/word/2020/wordml/sdtdatahash" xmlns:w16sdtfl="http://schemas.microsoft.com/office/word/2024/wordml/sdtformatlock" xmlns:w16se="http://schemas.microsoft.com/office/word/2015/wordml/symex" xmlns:wpg="http://schemas.microsoft.com/office/word/2010/wordprocessingGroup" xmlns:wpi="http://schemas.microsoft.com/office/word/2010/wordprocessingInk" xmlns:wne="http://schemas.microsoft.com/office/word/2006/wordml" xmlns:wps="http://schemas.microsoft.com/office/word/2010/wordprocessingShape" mc:Ignorable="w14 w15 w16se w16cid w16 w16cex w16sdtdh w16sdtfl w16du wp14">
   <w:body>
     <w:p>
       <w:r>
@@ -168,7 +168,7 @@
     </w:p>
     <w:p>
       <w:r>
-        <w:t>Detta dokument behandlar höga naturvärden i avverkningsanmälan A 22006-2026 i Torsby kommun. Denna avverkningsanmälan inkom 2026-05-11 00:00:00 och omfattar 5,3 ha.</w:t>
+        <w:t>Detta dokument behandlar höga naturvärden i avverkningsanmälan A 22006-2026 i Torsby kommun som inkom 2026-05-11 och omfattar 5,3 ha.</w:t>
       </w:r>
     </w:p>
     <w:p>
@@ -191,12 +191,15 @@
     </w:p>
     <w:p>
       <w:r>
-        <w:t>I avverkningsanmälan har följande 7 naturvårdsarter hittats: gräddporing (VU), lunglav (NT), vedtrappmossa (NT), bårdlav (S), gytterlav (S), korallblylav (S) och stuplav (S). Av dessa är 3 rödlistade. För rödlistade arter har rödlistekategorin angivits inom parentes. Arter som är signalarter enligt Skogsstyrelsen har markerats med (S).</w:t>
+        <w:t>I och inom 21 meter från avverkningsanmälan har följande 11 naturvårdsarter hittats: garnlav (VU, T), gräddporing (VU, T), lunglav (NT, T), mörk kolflarnlav (NT), vedskivlav (NT, T), vedtrappmossa (NT, T), violettgrå tagellav (NT, T), bårdlav (S, T), gytterlav (S, T), korallblylav (S, T) och stuplav (S, T). Av dessa är 7 rödlistade. För rödlistade arter har rödlistekategorin angivits inom parentes. Arter som är signalarter enligt Skogsstyrelsen har markerats med (S). Typiska arter inom Natura 2000 som är kopplade till skogsekosystem har markerats med (T).</w:t>
       </w:r>
     </w:p>
     <w:p>
       <w:r>
-        <w:t>De påträffade naturvårdsarterna är ett tydligt kvitto på att detta rör sig om en skog med höga naturvärden. I Figur 1 visas en karta över det avverkningsanmälda området, där samtliga fyndplatser för naturvårdsarter som finns registrerade på Artportalen har markerats.</w:t>
+        <w:t>De påträffade naturvårdsarterna är ett tydligt kvitto på att det rör sig om en skog med höga naturvärden.</w:t>
+      </w:r>
+      <w:r>
+        <w:t xml:space="preserve"> I Figur 1 visas fyndplatser för naturvårdsarter i området, som finns registrerade på Artportalen.</w:t>
       </w:r>
     </w:p>
     <w:p>
@@ -206,7 +209,7 @@
       <w:r>
         <w:drawing>
           <wp:inline xmlns:a="http://schemas.openxmlformats.org/drawingml/2006/main" xmlns:pic="http://schemas.openxmlformats.org/drawingml/2006/picture">
-            <wp:extent cx="5486400" cy="5531328"/>
+            <wp:extent cx="5486400" cy="5244883"/>
             <wp:docPr id="1" name="Picture 1"/>
             <wp:cNvGraphicFramePr>
               <a:graphicFrameLocks noChangeAspect="1"/>
@@ -227,7 +230,7 @@
                   <pic:spPr>
                     <a:xfrm>
                       <a:off x="0" y="0"/>
-                      <a:ext cx="5486400" cy="5531328"/>
+                      <a:ext cx="5486400" cy="5244883"/>
                     </a:xfrm>
                     <a:prstGeom prst="rect"/>
                   </pic:spPr>
@@ -241,9 +244,10 @@
     <w:p>
       <w:pPr>
         <w:pStyle w:val="Caption"/>
+        <w:spacing w:after="240"/>
       </w:pPr>
       <w:r>
-        <w:t>Figur 1. Fyndplatser för naturvårdsarter i det avverkningsanmälda området (röd linje). Markörer utan svart kant är placerade på fyndplatsen. Markörer med svart kant är placerade vid sidan av fyndplatsen och har ett svart streck som visar fyndplatsens exakta position. Kartans mittpunktskoordinat är N 6704439, E 396592 i SWEREF 99 TM.</w:t>
+        <w:t>Figur 1. Fyndplatser för naturvårdsarter i och inom 21 meter från avverkningsanmälan (röd linje). Markörer utan svart kant är placerade på fyndplatsen. Markörer med svart kant är placerade vid sidan av fyndplatsen och har ett svart streck som visar fyndplatsens exakta position. Kartans mittpunktskoordinat är N 6704439, E 396592 i SWEREF 99 TM.</w:t>
       </w:r>
     </w:p>
     <w:p>
@@ -298,6 +302,35 @@
         <w:rPr>
           <w:b/>
         </w:rPr>
+        <w:t>Garnlav (VU)</w:t>
+      </w:r>
+      <w:r>
+        <w:t xml:space="preserve"> är en utpräglad barrskogsart som ibland kan drapera träden i norrländska grannaturskogar med hög luftfuktighet. Den förekommer även i talldominerade bestånd där den, förutom i trädens grenverk, påträffas hängande över ojämnheter i tallbarken. Arten har minskat starkt i södra och mellersta Sverige och den minskar även i sitt nordliga utbredningsområde. Minskningstakten uppgår till 30 (20–50) % inom 50 år och överstiger gränsvärdet för Sårbar (VU). Orsaken till tillbakagången beror främst på slutavverkningar av naturskogsartade skogar. Bestånd med riklig förekomst bör regelmässigt sparas, vilket även gynnar flera andra sällsynta och rödlistade arter. Garnlav är värdväxt för den mycket sällsynta och akut hotade fjärilen barrskogslavfly (CR) som hör hemma i boreala barrskogar med riklig förekomst av värdväxten. Tidigare kunde arten konstateras årligen på flera platser vid Dala-Floda i Dalarna innan lokalerna kalavverkades. Senaste fyndet i landet av barrskogslavfly är från år 2000 då den påträffades vid Högberget i Sollefteå kommun. Garnlav är typisk art för </w:t>
+      </w:r>
+      <w:r>
+        <w:rPr>
+          <w:i/>
+        </w:rPr>
+        <w:t xml:space="preserve">9010 Taiga </w:t>
+      </w:r>
+      <w:r>
+        <w:t>och</w:t>
+      </w:r>
+      <w:r>
+        <w:rPr>
+          <w:i/>
+        </w:rPr>
+        <w:t xml:space="preserve"> 9070 Trädklädd betesmark</w:t>
+      </w:r>
+      <w:r>
+        <w:t xml:space="preserve"> (SLU Artdatabanken, 2026).</w:t>
+      </w:r>
+    </w:p>
+    <w:p>
+      <w:r>
+        <w:rPr>
+          <w:b/>
+        </w:rPr>
         <w:t>Gräddporing (VU)</w:t>
       </w:r>
       <w:r>
@@ -423,6 +456,17 @@
         <w:rPr>
           <w:b/>
         </w:rPr>
+        <w:t>Mörk kolflarnlav (NT)</w:t>
+      </w:r>
+      <w:r>
+        <w:t xml:space="preserve"> är brandberoende och växer nästan uteslutande på kolad hård kärnved av tall. Arten förekommer främst i glesa, öppna tall- och blandbarrskogar av naturskogskaraktär och etableringen verkar ske sent efter brand, kanske först efter 100–300 år. Mörk kolflarnlav indikerar skog med höga naturvärden och vanligast är att den påträffas på rester av nedbrunna torrakor och högstubbar och lågstubbar som är så grova att hela innandömet är urbränt. Tall- och blandbarrskogar av naturskogskaraktär med spår av återkommande bränder hyser höga biologiska värden och bör skyddas (SLU Artdatabanken, 2024).</w:t>
+      </w:r>
+    </w:p>
+    <w:p>
+      <w:r>
+        <w:rPr>
+          <w:b/>
+        </w:rPr>
         <w:t>Stuplav</w:t>
       </w:r>
       <w:r>
@@ -479,10 +523,10 @@
         <w:rPr>
           <w:b/>
         </w:rPr>
-        <w:t xml:space="preserve">Vedtrappmossa (NT) </w:t>
-      </w:r>
-      <w:r>
-        <w:t xml:space="preserve">växer på död ved, främst i gammal granskog. Den förekommer knappast alls i fjällnära barrskogar utan finns i skogslandskapet nedom fjällen och framför allt i landets södra delar är den en mycket bra signalart för barrnaturskog med höga naturvärden. Skogsavverkning och brist på grov död ved i skogen är de allvarligaste hoten och den överlever inte kalhyggesbruk. Lokaler med sluten granskog, tillräckligt stora för att säkerställa ett kontinuerligt tillskott på grova lågor, bör undantas från storskaligt skogsbruk. Vedtrappmossa är typisk art för </w:t>
+        <w:t>Vedskivlav (NT)</w:t>
+      </w:r>
+      <w:r>
+        <w:t xml:space="preserve"> växer på gammal, torr, exponerad, hård kärnved av framförallt tall i naturskogsartade bestånd. Avverkning av tallskog av naturskogskaraktär med spår av återkommande bränder är ett hot. Mängden lämplig ved att växa på för vedskivlav minskar, dels på grund av naturlig nedbrytning men framförallt på grund av att de förstörs i samband med slutavverkningar, gallringar och markberedning. Tall- och blandbarrskogar av naturskogskaraktär med spår av återkommande bränder bör skyddas. Vedskivlav är typisk art för </w:t>
       </w:r>
       <w:r>
         <w:rPr>
@@ -492,6 +536,46 @@
       </w:r>
       <w:r>
         <w:t xml:space="preserve"> (SLU Artdatabanken, 2024).</w:t>
+      </w:r>
+    </w:p>
+    <w:p>
+      <w:r>
+        <w:rPr>
+          <w:b/>
+        </w:rPr>
+        <w:t xml:space="preserve">Vedtrappmossa (NT) </w:t>
+      </w:r>
+      <w:r>
+        <w:t xml:space="preserve">växer på död ved, främst i gammal granskog. Den förekommer knappast alls i fjällnära barrskogar utan finns i skogslandskapet nedom fjällen och framför allt i landets södra delar är den en mycket bra signalart för barrnaturskog med höga naturvärden. Skogsavverkning och brist på grov död ved i skogen är de allvarligaste hoten och den överlever inte kalhyggesbruk. Lokaler med sluten granskog, tillräckligt stora för att säkerställa ett kontinuerligt tillskott på grova lågor, bör undantas från storskaligt skogsbruk. Vedtrappmossa är typisk art för </w:t>
+      </w:r>
+      <w:r>
+        <w:rPr>
+          <w:i/>
+        </w:rPr>
+        <w:t>9010 Taiga</w:t>
+      </w:r>
+      <w:r>
+        <w:t xml:space="preserve"> (SLU Artdatabanken, 2024).</w:t>
+      </w:r>
+    </w:p>
+    <w:p>
+      <w:r>
+        <w:rPr>
+          <w:b/>
+        </w:rPr>
+        <w:t>Violettgrå tagellav (NT)</w:t>
+      </w:r>
+      <w:r>
+        <w:t xml:space="preserve"> växer nästan uteslutande i gamla olikåldriga barrnaturskogar med lång skoglig kontinuitet och är en utmärkt signal på skog med höga naturvärden. Slutavverkning av tidigare aldrig slutavverkad skog (kontinuitetsskog) är det största hotet. Biotopen nyskapas i begränsad omfattning och barrskog äldre än 160 år, där den violettgrå tagellaven huvudsakligen påträffas har minskat med 50% de senaste 50 åren. Lågproduktiv skogsmark där laven förekommer bör undantas från skogsbruk och rika förekomster i äldre granskog bör skyddas. Arten är känslig för uttorkning och det är väsentligt att tillräckligt stora bestånd avsätts. Violettgrå tagellav är typisk art för </w:t>
+      </w:r>
+      <w:r>
+        <w:rPr>
+          <w:i/>
+        </w:rPr>
+        <w:t>9010 Taiga</w:t>
+      </w:r>
+      <w:r>
+        <w:t xml:space="preserve"> (SLU Artdatabanken, 2024; Nitare &amp; Skogsstyrelsen, 2019).</w:t>
       </w:r>
     </w:p>
     <w:p>
@@ -584,7 +668,7 @@
         <w:rPr>
           <w:i/>
         </w:rPr>
-        <w:t>I det avverkningsanmälda skogsområdet har 7 naturvårdsarter varav 3 rödlistade arter sina livsmiljöer och växtplatser.</w:t>
+        <w:t>I det avverkningsanmälda skogsområdet har 11 naturvårdsarter varav 7 rödlistade arter sina livsmiljöer och växtplatser.</w:t>
       </w:r>
     </w:p>
     <w:p>
@@ -901,7 +985,7 @@
 </file>
 
 <file path=word/endnotes.xml><?xml version="1.0" encoding="utf-8"?>
-<w:endnotes xmlns:wpc="http://schemas.microsoft.com/office/word/2010/wordprocessingCanvas" xmlns:cx="http://schemas.microsoft.com/office/drawing/2014/chartex" xmlns:cx1="http://schemas.microsoft.com/office/drawing/2015/9/8/chartex" xmlns:cx2="http://schemas.microsoft.com/office/drawing/2015/10/21/chartex" xmlns:cx3="http://schemas.microsoft.com/office/drawing/2016/5/9/chartex" xmlns:cx4="http://schemas.microsoft.com/office/drawing/2016/5/10/chartex" xmlns:cx5="http://schemas.microsoft.com/office/drawing/2016/5/11/chartex" xmlns:cx6="http://schemas.microsoft.com/office/drawing/2016/5/12/chartex" xmlns:cx7="http://schemas.microsoft.com/office/drawing/2016/5/13/chartex" xmlns:cx8="http://schemas.microsoft.com/office/drawing/2016/5/14/chartex" xmlns:mc="http://schemas.openxmlformats.org/markup-compatibility/2006" xmlns:aink="http://schemas.microsoft.com/office/drawing/2016/ink" xmlns:am3d="http://schemas.microsoft.com/office/drawing/2017/model3d" xmlns:o="urn:schemas-microsoft-com:office:office" xmlns:oel="http://schemas.microsoft.com/office/2019/extlst" xmlns:r="http://schemas.openxmlformats.org/officeDocument/2006/relationships" xmlns:m="http://schemas.openxmlformats.org/officeDocument/2006/math" xmlns:v="urn:schemas-microsoft-com:vml" xmlns:wp14="http://schemas.microsoft.com/office/word/2010/wordprocessingDrawing" xmlns:wp="http://schemas.openxmlformats.org/drawingml/2006/wordprocessingDrawing" xmlns:w10="urn:schemas-microsoft-com:office:word" xmlns:w="http://schemas.openxmlformats.org/wordprocessingml/2006/main" xmlns:w14="http://schemas.microsoft.com/office/word/2010/wordml" xmlns:w15="http://schemas.microsoft.com/office/word/2012/wordml" xmlns:w16cex="http://schemas.microsoft.com/office/word/2018/wordml/cex" xmlns:w16cid="http://schemas.microsoft.com/office/word/2016/wordml/cid" xmlns:w16="http://schemas.microsoft.com/office/word/2018/wordml" xmlns:w16sdtdh="http://schemas.microsoft.com/office/word/2020/wordml/sdtdatahash" xmlns:w16se="http://schemas.microsoft.com/office/word/2015/wordml/symex" xmlns:wpg="http://schemas.microsoft.com/office/word/2010/wordprocessingGroup" xmlns:wpi="http://schemas.microsoft.com/office/word/2010/wordprocessingInk" xmlns:wne="http://schemas.microsoft.com/office/word/2006/wordml" xmlns:wps="http://schemas.microsoft.com/office/word/2010/wordprocessingShape" mc:Ignorable="w14 w15 w16se w16cid w16 w16cex w16sdtdh wp14">
+<w:endnotes xmlns:wpc="http://schemas.microsoft.com/office/word/2010/wordprocessingCanvas" xmlns:cx="http://schemas.microsoft.com/office/drawing/2014/chartex" xmlns:cx1="http://schemas.microsoft.com/office/drawing/2015/9/8/chartex" xmlns:cx2="http://schemas.microsoft.com/office/drawing/2015/10/21/chartex" xmlns:cx3="http://schemas.microsoft.com/office/drawing/2016/5/9/chartex" xmlns:cx4="http://schemas.microsoft.com/office/drawing/2016/5/10/chartex" xmlns:cx5="http://schemas.microsoft.com/office/drawing/2016/5/11/chartex" xmlns:cx6="http://schemas.microsoft.com/office/drawing/2016/5/12/chartex" xmlns:cx7="http://schemas.microsoft.com/office/drawing/2016/5/13/chartex" xmlns:cx8="http://schemas.microsoft.com/office/drawing/2016/5/14/chartex" xmlns:mc="http://schemas.openxmlformats.org/markup-compatibility/2006" xmlns:aink="http://schemas.microsoft.com/office/drawing/2016/ink" xmlns:am3d="http://schemas.microsoft.com/office/drawing/2017/model3d" xmlns:o="urn:schemas-microsoft-com:office:office" xmlns:oel="http://schemas.microsoft.com/office/2019/extlst" xmlns:r="http://schemas.openxmlformats.org/officeDocument/2006/relationships" xmlns:m="http://schemas.openxmlformats.org/officeDocument/2006/math" xmlns:v="urn:schemas-microsoft-com:vml" xmlns:wp14="http://schemas.microsoft.com/office/word/2010/wordprocessingDrawing" xmlns:wp="http://schemas.openxmlformats.org/drawingml/2006/wordprocessingDrawing" xmlns:w10="urn:schemas-microsoft-com:office:word" xmlns:w="http://schemas.openxmlformats.org/wordprocessingml/2006/main" xmlns:w14="http://schemas.microsoft.com/office/word/2010/wordml" xmlns:w15="http://schemas.microsoft.com/office/word/2012/wordml" xmlns:w16cex="http://schemas.microsoft.com/office/word/2018/wordml/cex" xmlns:w16cid="http://schemas.microsoft.com/office/word/2016/wordml/cid" xmlns:w16="http://schemas.microsoft.com/office/word/2018/wordml" xmlns:w16du="http://schemas.microsoft.com/office/word/2023/wordml/word16du" xmlns:w16sdtdh="http://schemas.microsoft.com/office/word/2020/wordml/sdtdatahash" xmlns:w16sdtfl="http://schemas.microsoft.com/office/word/2024/wordml/sdtformatlock" xmlns:w16se="http://schemas.microsoft.com/office/word/2015/wordml/symex" xmlns:wpg="http://schemas.microsoft.com/office/word/2010/wordprocessingGroup" xmlns:wpi="http://schemas.microsoft.com/office/word/2010/wordprocessingInk" xmlns:wne="http://schemas.microsoft.com/office/word/2006/wordml" xmlns:wps="http://schemas.microsoft.com/office/word/2010/wordprocessingShape" mc:Ignorable="w14 w15 w16se w16cid w16 w16cex w16sdtdh w16sdtfl w16du wp14">
   <w:endnote w:type="separator" w:id="-1">
     <w:p>
       <w:pPr>
@@ -926,7 +1010,7 @@
 </file>
 
 <file path=word/footer1.xml><?xml version="1.0" encoding="utf-8"?>
-<w:ftr xmlns:wpc="http://schemas.microsoft.com/office/word/2010/wordprocessingCanvas" xmlns:cx="http://schemas.microsoft.com/office/drawing/2014/chartex" xmlns:cx1="http://schemas.microsoft.com/office/drawing/2015/9/8/chartex" xmlns:cx2="http://schemas.microsoft.com/office/drawing/2015/10/21/chartex" xmlns:cx3="http://schemas.microsoft.com/office/drawing/2016/5/9/chartex" xmlns:cx4="http://schemas.microsoft.com/office/drawing/2016/5/10/chartex" xmlns:cx5="http://schemas.microsoft.com/office/drawing/2016/5/11/chartex" xmlns:cx6="http://schemas.microsoft.com/office/drawing/2016/5/12/chartex" xmlns:cx7="http://schemas.microsoft.com/office/drawing/2016/5/13/chartex" xmlns:cx8="http://schemas.microsoft.com/office/drawing/2016/5/14/chartex" xmlns:mc="http://schemas.openxmlformats.org/markup-compatibility/2006" xmlns:aink="http://schemas.microsoft.com/office/drawing/2016/ink" xmlns:am3d="http://schemas.microsoft.com/office/drawing/2017/model3d" xmlns:o="urn:schemas-microsoft-com:office:office" xmlns:oel="http://schemas.microsoft.com/office/2019/extlst" xmlns:r="http://schemas.openxmlformats.org/officeDocument/2006/relationships" xmlns:m="http://schemas.openxmlformats.org/officeDocument/2006/math" xmlns:v="urn:schemas-microsoft-com:vml" xmlns:wp14="http://schemas.microsoft.com/office/word/2010/wordprocessingDrawing" xmlns:wp="http://schemas.openxmlformats.org/drawingml/2006/wordprocessingDrawing" xmlns:w10="urn:schemas-microsoft-com:office:word" xmlns:w="http://schemas.openxmlformats.org/wordprocessingml/2006/main" xmlns:w14="http://schemas.microsoft.com/office/word/2010/wordml" xmlns:w15="http://schemas.microsoft.com/office/word/2012/wordml" xmlns:w16cex="http://schemas.microsoft.com/office/word/2018/wordml/cex" xmlns:w16cid="http://schemas.microsoft.com/office/word/2016/wordml/cid" xmlns:w16="http://schemas.microsoft.com/office/word/2018/wordml" xmlns:w16sdtdh="http://schemas.microsoft.com/office/word/2020/wordml/sdtdatahash" xmlns:w16se="http://schemas.microsoft.com/office/word/2015/wordml/symex" xmlns:wpg="http://schemas.microsoft.com/office/word/2010/wordprocessingGroup" xmlns:wpi="http://schemas.microsoft.com/office/word/2010/wordprocessingInk" xmlns:wne="http://schemas.microsoft.com/office/word/2006/wordml" xmlns:wps="http://schemas.microsoft.com/office/word/2010/wordprocessingShape" mc:Ignorable="w14 w15 w16se w16cid w16 w16cex w16sdtdh wp14">
+<w:ftr xmlns:wpc="http://schemas.microsoft.com/office/word/2010/wordprocessingCanvas" xmlns:cx="http://schemas.microsoft.com/office/drawing/2014/chartex" xmlns:cx1="http://schemas.microsoft.com/office/drawing/2015/9/8/chartex" xmlns:cx2="http://schemas.microsoft.com/office/drawing/2015/10/21/chartex" xmlns:cx3="http://schemas.microsoft.com/office/drawing/2016/5/9/chartex" xmlns:cx4="http://schemas.microsoft.com/office/drawing/2016/5/10/chartex" xmlns:cx5="http://schemas.microsoft.com/office/drawing/2016/5/11/chartex" xmlns:cx6="http://schemas.microsoft.com/office/drawing/2016/5/12/chartex" xmlns:cx7="http://schemas.microsoft.com/office/drawing/2016/5/13/chartex" xmlns:cx8="http://schemas.microsoft.com/office/drawing/2016/5/14/chartex" xmlns:mc="http://schemas.openxmlformats.org/markup-compatibility/2006" xmlns:aink="http://schemas.microsoft.com/office/drawing/2016/ink" xmlns:am3d="http://schemas.microsoft.com/office/drawing/2017/model3d" xmlns:o="urn:schemas-microsoft-com:office:office" xmlns:oel="http://schemas.microsoft.com/office/2019/extlst" xmlns:r="http://schemas.openxmlformats.org/officeDocument/2006/relationships" xmlns:m="http://schemas.openxmlformats.org/officeDocument/2006/math" xmlns:v="urn:schemas-microsoft-com:vml" xmlns:wp14="http://schemas.microsoft.com/office/word/2010/wordprocessingDrawing" xmlns:wp="http://schemas.openxmlformats.org/drawingml/2006/wordprocessingDrawing" xmlns:w10="urn:schemas-microsoft-com:office:word" xmlns:w="http://schemas.openxmlformats.org/wordprocessingml/2006/main" xmlns:w14="http://schemas.microsoft.com/office/word/2010/wordml" xmlns:w15="http://schemas.microsoft.com/office/word/2012/wordml" xmlns:w16cex="http://schemas.microsoft.com/office/word/2018/wordml/cex" xmlns:w16cid="http://schemas.microsoft.com/office/word/2016/wordml/cid" xmlns:w16="http://schemas.microsoft.com/office/word/2018/wordml" xmlns:w16du="http://schemas.microsoft.com/office/word/2023/wordml/word16du" xmlns:w16sdtdh="http://schemas.microsoft.com/office/word/2020/wordml/sdtdatahash" xmlns:w16sdtfl="http://schemas.microsoft.com/office/word/2024/wordml/sdtformatlock" xmlns:w16se="http://schemas.microsoft.com/office/word/2015/wordml/symex" xmlns:wpg="http://schemas.microsoft.com/office/word/2010/wordprocessingGroup" xmlns:wpi="http://schemas.microsoft.com/office/word/2010/wordprocessingInk" xmlns:wne="http://schemas.microsoft.com/office/word/2006/wordml" xmlns:wps="http://schemas.microsoft.com/office/word/2010/wordprocessingShape" mc:Ignorable="w14 w15 w16se w16cid w16 w16cex w16sdtdh w16sdtfl w16du wp14">
   <w:p>
     <w:pPr>
       <w:pStyle w:val="Footer"/>
@@ -936,7 +1020,7 @@
 </file>
 
 <file path=word/footer2.xml><?xml version="1.0" encoding="utf-8"?>
-<w:ftr xmlns:wpc="http://schemas.microsoft.com/office/word/2010/wordprocessingCanvas" xmlns:cx="http://schemas.microsoft.com/office/drawing/2014/chartex" xmlns:cx1="http://schemas.microsoft.com/office/drawing/2015/9/8/chartex" xmlns:cx2="http://schemas.microsoft.com/office/drawing/2015/10/21/chartex" xmlns:cx3="http://schemas.microsoft.com/office/drawing/2016/5/9/chartex" xmlns:cx4="http://schemas.microsoft.com/office/drawing/2016/5/10/chartex" xmlns:cx5="http://schemas.microsoft.com/office/drawing/2016/5/11/chartex" xmlns:cx6="http://schemas.microsoft.com/office/drawing/2016/5/12/chartex" xmlns:cx7="http://schemas.microsoft.com/office/drawing/2016/5/13/chartex" xmlns:cx8="http://schemas.microsoft.com/office/drawing/2016/5/14/chartex" xmlns:mc="http://schemas.openxmlformats.org/markup-compatibility/2006" xmlns:aink="http://schemas.microsoft.com/office/drawing/2016/ink" xmlns:am3d="http://schemas.microsoft.com/office/drawing/2017/model3d" xmlns:o="urn:schemas-microsoft-com:office:office" xmlns:oel="http://schemas.microsoft.com/office/2019/extlst" xmlns:r="http://schemas.openxmlformats.org/officeDocument/2006/relationships" xmlns:m="http://schemas.openxmlformats.org/officeDocument/2006/math" xmlns:v="urn:schemas-microsoft-com:vml" xmlns:wp14="http://schemas.microsoft.com/office/word/2010/wordprocessingDrawing" xmlns:wp="http://schemas.openxmlformats.org/drawingml/2006/wordprocessingDrawing" xmlns:w10="urn:schemas-microsoft-com:office:word" xmlns:w="http://schemas.openxmlformats.org/wordprocessingml/2006/main" xmlns:w14="http://schemas.microsoft.com/office/word/2010/wordml" xmlns:w15="http://schemas.microsoft.com/office/word/2012/wordml" xmlns:w16cex="http://schemas.microsoft.com/office/word/2018/wordml/cex" xmlns:w16cid="http://schemas.microsoft.com/office/word/2016/wordml/cid" xmlns:w16="http://schemas.microsoft.com/office/word/2018/wordml" xmlns:w16sdtdh="http://schemas.microsoft.com/office/word/2020/wordml/sdtdatahash" xmlns:w16se="http://schemas.microsoft.com/office/word/2015/wordml/symex" xmlns:wpg="http://schemas.microsoft.com/office/word/2010/wordprocessingGroup" xmlns:wpi="http://schemas.microsoft.com/office/word/2010/wordprocessingInk" xmlns:wne="http://schemas.microsoft.com/office/word/2006/wordml" xmlns:wps="http://schemas.microsoft.com/office/word/2010/wordprocessingShape" mc:Ignorable="w14 w15 w16se w16cid w16 w16cex w16sdtdh wp14">
+<w:ftr xmlns:wpc="http://schemas.microsoft.com/office/word/2010/wordprocessingCanvas" xmlns:cx="http://schemas.microsoft.com/office/drawing/2014/chartex" xmlns:cx1="http://schemas.microsoft.com/office/drawing/2015/9/8/chartex" xmlns:cx2="http://schemas.microsoft.com/office/drawing/2015/10/21/chartex" xmlns:cx3="http://schemas.microsoft.com/office/drawing/2016/5/9/chartex" xmlns:cx4="http://schemas.microsoft.com/office/drawing/2016/5/10/chartex" xmlns:cx5="http://schemas.microsoft.com/office/drawing/2016/5/11/chartex" xmlns:cx6="http://schemas.microsoft.com/office/drawing/2016/5/12/chartex" xmlns:cx7="http://schemas.microsoft.com/office/drawing/2016/5/13/chartex" xmlns:cx8="http://schemas.microsoft.com/office/drawing/2016/5/14/chartex" xmlns:mc="http://schemas.openxmlformats.org/markup-compatibility/2006" xmlns:aink="http://schemas.microsoft.com/office/drawing/2016/ink" xmlns:am3d="http://schemas.microsoft.com/office/drawing/2017/model3d" xmlns:o="urn:schemas-microsoft-com:office:office" xmlns:oel="http://schemas.microsoft.com/office/2019/extlst" xmlns:r="http://schemas.openxmlformats.org/officeDocument/2006/relationships" xmlns:m="http://schemas.openxmlformats.org/officeDocument/2006/math" xmlns:v="urn:schemas-microsoft-com:vml" xmlns:wp14="http://schemas.microsoft.com/office/word/2010/wordprocessingDrawing" xmlns:wp="http://schemas.openxmlformats.org/drawingml/2006/wordprocessingDrawing" xmlns:w10="urn:schemas-microsoft-com:office:word" xmlns:w="http://schemas.openxmlformats.org/wordprocessingml/2006/main" xmlns:w14="http://schemas.microsoft.com/office/word/2010/wordml" xmlns:w15="http://schemas.microsoft.com/office/word/2012/wordml" xmlns:w16cex="http://schemas.microsoft.com/office/word/2018/wordml/cex" xmlns:w16cid="http://schemas.microsoft.com/office/word/2016/wordml/cid" xmlns:w16="http://schemas.microsoft.com/office/word/2018/wordml" xmlns:w16du="http://schemas.microsoft.com/office/word/2023/wordml/word16du" xmlns:w16sdtdh="http://schemas.microsoft.com/office/word/2020/wordml/sdtdatahash" xmlns:w16sdtfl="http://schemas.microsoft.com/office/word/2024/wordml/sdtformatlock" xmlns:w16se="http://schemas.microsoft.com/office/word/2015/wordml/symex" xmlns:wpg="http://schemas.microsoft.com/office/word/2010/wordprocessingGroup" xmlns:wpi="http://schemas.microsoft.com/office/word/2010/wordprocessingInk" xmlns:wne="http://schemas.microsoft.com/office/word/2006/wordml" xmlns:wps="http://schemas.microsoft.com/office/word/2010/wordprocessingShape" mc:Ignorable="w14 w15 w16se w16cid w16 w16cex w16sdtdh w16sdtfl w16du wp14">
   <w:p>
     <w:pPr>
       <w:pStyle w:val="Footer"/>
@@ -946,7 +1030,7 @@
 </file>
 
 <file path=word/footer3.xml><?xml version="1.0" encoding="utf-8"?>
-<w:ftr xmlns:wpc="http://schemas.microsoft.com/office/word/2010/wordprocessingCanvas" xmlns:cx="http://schemas.microsoft.com/office/drawing/2014/chartex" xmlns:cx1="http://schemas.microsoft.com/office/drawing/2015/9/8/chartex" xmlns:cx2="http://schemas.microsoft.com/office/drawing/2015/10/21/chartex" xmlns:cx3="http://schemas.microsoft.com/office/drawing/2016/5/9/chartex" xmlns:cx4="http://schemas.microsoft.com/office/drawing/2016/5/10/chartex" xmlns:cx5="http://schemas.microsoft.com/office/drawing/2016/5/11/chartex" xmlns:cx6="http://schemas.microsoft.com/office/drawing/2016/5/12/chartex" xmlns:cx7="http://schemas.microsoft.com/office/drawing/2016/5/13/chartex" xmlns:cx8="http://schemas.microsoft.com/office/drawing/2016/5/14/chartex" xmlns:mc="http://schemas.openxmlformats.org/markup-compatibility/2006" xmlns:aink="http://schemas.microsoft.com/office/drawing/2016/ink" xmlns:am3d="http://schemas.microsoft.com/office/drawing/2017/model3d" xmlns:o="urn:schemas-microsoft-com:office:office" xmlns:oel="http://schemas.microsoft.com/office/2019/extlst" xmlns:r="http://schemas.openxmlformats.org/officeDocument/2006/relationships" xmlns:m="http://schemas.openxmlformats.org/officeDocument/2006/math" xmlns:v="urn:schemas-microsoft-com:vml" xmlns:wp14="http://schemas.microsoft.com/office/word/2010/wordprocessingDrawing" xmlns:wp="http://schemas.openxmlformats.org/drawingml/2006/wordprocessingDrawing" xmlns:w10="urn:schemas-microsoft-com:office:word" xmlns:w="http://schemas.openxmlformats.org/wordprocessingml/2006/main" xmlns:w14="http://schemas.microsoft.com/office/word/2010/wordml" xmlns:w15="http://schemas.microsoft.com/office/word/2012/wordml" xmlns:w16cex="http://schemas.microsoft.com/office/word/2018/wordml/cex" xmlns:w16cid="http://schemas.microsoft.com/office/word/2016/wordml/cid" xmlns:w16="http://schemas.microsoft.com/office/word/2018/wordml" xmlns:w16sdtdh="http://schemas.microsoft.com/office/word/2020/wordml/sdtdatahash" xmlns:w16se="http://schemas.microsoft.com/office/word/2015/wordml/symex" xmlns:wpg="http://schemas.microsoft.com/office/word/2010/wordprocessingGroup" xmlns:wpi="http://schemas.microsoft.com/office/word/2010/wordprocessingInk" xmlns:wne="http://schemas.microsoft.com/office/word/2006/wordml" xmlns:wps="http://schemas.microsoft.com/office/word/2010/wordprocessingShape" mc:Ignorable="w14 w15 w16se w16cid w16 w16cex w16sdtdh wp14">
+<w:ftr xmlns:wpc="http://schemas.microsoft.com/office/word/2010/wordprocessingCanvas" xmlns:cx="http://schemas.microsoft.com/office/drawing/2014/chartex" xmlns:cx1="http://schemas.microsoft.com/office/drawing/2015/9/8/chartex" xmlns:cx2="http://schemas.microsoft.com/office/drawing/2015/10/21/chartex" xmlns:cx3="http://schemas.microsoft.com/office/drawing/2016/5/9/chartex" xmlns:cx4="http://schemas.microsoft.com/office/drawing/2016/5/10/chartex" xmlns:cx5="http://schemas.microsoft.com/office/drawing/2016/5/11/chartex" xmlns:cx6="http://schemas.microsoft.com/office/drawing/2016/5/12/chartex" xmlns:cx7="http://schemas.microsoft.com/office/drawing/2016/5/13/chartex" xmlns:cx8="http://schemas.microsoft.com/office/drawing/2016/5/14/chartex" xmlns:mc="http://schemas.openxmlformats.org/markup-compatibility/2006" xmlns:aink="http://schemas.microsoft.com/office/drawing/2016/ink" xmlns:am3d="http://schemas.microsoft.com/office/drawing/2017/model3d" xmlns:o="urn:schemas-microsoft-com:office:office" xmlns:oel="http://schemas.microsoft.com/office/2019/extlst" xmlns:r="http://schemas.openxmlformats.org/officeDocument/2006/relationships" xmlns:m="http://schemas.openxmlformats.org/officeDocument/2006/math" xmlns:v="urn:schemas-microsoft-com:vml" xmlns:wp14="http://schemas.microsoft.com/office/word/2010/wordprocessingDrawing" xmlns:wp="http://schemas.openxmlformats.org/drawingml/2006/wordprocessingDrawing" xmlns:w10="urn:schemas-microsoft-com:office:word" xmlns:w="http://schemas.openxmlformats.org/wordprocessingml/2006/main" xmlns:w14="http://schemas.microsoft.com/office/word/2010/wordml" xmlns:w15="http://schemas.microsoft.com/office/word/2012/wordml" xmlns:w16cex="http://schemas.microsoft.com/office/word/2018/wordml/cex" xmlns:w16cid="http://schemas.microsoft.com/office/word/2016/wordml/cid" xmlns:w16="http://schemas.microsoft.com/office/word/2018/wordml" xmlns:w16du="http://schemas.microsoft.com/office/word/2023/wordml/word16du" xmlns:w16sdtdh="http://schemas.microsoft.com/office/word/2020/wordml/sdtdatahash" xmlns:w16sdtfl="http://schemas.microsoft.com/office/word/2024/wordml/sdtformatlock" xmlns:w16se="http://schemas.microsoft.com/office/word/2015/wordml/symex" xmlns:wpg="http://schemas.microsoft.com/office/word/2010/wordprocessingGroup" xmlns:wpi="http://schemas.microsoft.com/office/word/2010/wordprocessingInk" xmlns:wne="http://schemas.microsoft.com/office/word/2006/wordml" xmlns:wps="http://schemas.microsoft.com/office/word/2010/wordprocessingShape" mc:Ignorable="w14 w15 w16se w16cid w16 w16cex w16sdtdh w16sdtfl w16du wp14">
   <w:p>
     <w:pPr>
       <w:pStyle w:val="Footer"/>
@@ -956,7 +1040,7 @@
 </file>
 
 <file path=word/footnotes.xml><?xml version="1.0" encoding="utf-8"?>
-<w:footnotes xmlns:wpc="http://schemas.microsoft.com/office/word/2010/wordprocessingCanvas" xmlns:cx="http://schemas.microsoft.com/office/drawing/2014/chartex" xmlns:cx1="http://schemas.microsoft.com/office/drawing/2015/9/8/chartex" xmlns:cx2="http://schemas.microsoft.com/office/drawing/2015/10/21/chartex" xmlns:cx3="http://schemas.microsoft.com/office/drawing/2016/5/9/chartex" xmlns:cx4="http://schemas.microsoft.com/office/drawing/2016/5/10/chartex" xmlns:cx5="http://schemas.microsoft.com/office/drawing/2016/5/11/chartex" xmlns:cx6="http://schemas.microsoft.com/office/drawing/2016/5/12/chartex" xmlns:cx7="http://schemas.microsoft.com/office/drawing/2016/5/13/chartex" xmlns:cx8="http://schemas.microsoft.com/office/drawing/2016/5/14/chartex" xmlns:mc="http://schemas.openxmlformats.org/markup-compatibility/2006" xmlns:aink="http://schemas.microsoft.com/office/drawing/2016/ink" xmlns:am3d="http://schemas.microsoft.com/office/drawing/2017/model3d" xmlns:o="urn:schemas-microsoft-com:office:office" xmlns:oel="http://schemas.microsoft.com/office/2019/extlst" xmlns:r="http://schemas.openxmlformats.org/officeDocument/2006/relationships" xmlns:m="http://schemas.openxmlformats.org/officeDocument/2006/math" xmlns:v="urn:schemas-microsoft-com:vml" xmlns:wp14="http://schemas.microsoft.com/office/word/2010/wordprocessingDrawing" xmlns:wp="http://schemas.openxmlformats.org/drawingml/2006/wordprocessingDrawing" xmlns:w10="urn:schemas-microsoft-com:office:word" xmlns:w="http://schemas.openxmlformats.org/wordprocessingml/2006/main" xmlns:w14="http://schemas.microsoft.com/office/word/2010/wordml" xmlns:w15="http://schemas.microsoft.com/office/word/2012/wordml" xmlns:w16cex="http://schemas.microsoft.com/office/word/2018/wordml/cex" xmlns:w16cid="http://schemas.microsoft.com/office/word/2016/wordml/cid" xmlns:w16="http://schemas.microsoft.com/office/word/2018/wordml" xmlns:w16sdtdh="http://schemas.microsoft.com/office/word/2020/wordml/sdtdatahash" xmlns:w16se="http://schemas.microsoft.com/office/word/2015/wordml/symex" xmlns:wpg="http://schemas.microsoft.com/office/word/2010/wordprocessingGroup" xmlns:wpi="http://schemas.microsoft.com/office/word/2010/wordprocessingInk" xmlns:wne="http://schemas.microsoft.com/office/word/2006/wordml" xmlns:wps="http://schemas.microsoft.com/office/word/2010/wordprocessingShape" mc:Ignorable="w14 w15 w16se w16cid w16 w16cex w16sdtdh wp14">
+<w:footnotes xmlns:wpc="http://schemas.microsoft.com/office/word/2010/wordprocessingCanvas" xmlns:cx="http://schemas.microsoft.com/office/drawing/2014/chartex" xmlns:cx1="http://schemas.microsoft.com/office/drawing/2015/9/8/chartex" xmlns:cx2="http://schemas.microsoft.com/office/drawing/2015/10/21/chartex" xmlns:cx3="http://schemas.microsoft.com/office/drawing/2016/5/9/chartex" xmlns:cx4="http://schemas.microsoft.com/office/drawing/2016/5/10/chartex" xmlns:cx5="http://schemas.microsoft.com/office/drawing/2016/5/11/chartex" xmlns:cx6="http://schemas.microsoft.com/office/drawing/2016/5/12/chartex" xmlns:cx7="http://schemas.microsoft.com/office/drawing/2016/5/13/chartex" xmlns:cx8="http://schemas.microsoft.com/office/drawing/2016/5/14/chartex" xmlns:mc="http://schemas.openxmlformats.org/markup-compatibility/2006" xmlns:aink="http://schemas.microsoft.com/office/drawing/2016/ink" xmlns:am3d="http://schemas.microsoft.com/office/drawing/2017/model3d" xmlns:o="urn:schemas-microsoft-com:office:office" xmlns:oel="http://schemas.microsoft.com/office/2019/extlst" xmlns:r="http://schemas.openxmlformats.org/officeDocument/2006/relationships" xmlns:m="http://schemas.openxmlformats.org/officeDocument/2006/math" xmlns:v="urn:schemas-microsoft-com:vml" xmlns:wp14="http://schemas.microsoft.com/office/word/2010/wordprocessingDrawing" xmlns:wp="http://schemas.openxmlformats.org/drawingml/2006/wordprocessingDrawing" xmlns:w10="urn:schemas-microsoft-com:office:word" xmlns:w="http://schemas.openxmlformats.org/wordprocessingml/2006/main" xmlns:w14="http://schemas.microsoft.com/office/word/2010/wordml" xmlns:w15="http://schemas.microsoft.com/office/word/2012/wordml" xmlns:w16cex="http://schemas.microsoft.com/office/word/2018/wordml/cex" xmlns:w16cid="http://schemas.microsoft.com/office/word/2016/wordml/cid" xmlns:w16="http://schemas.microsoft.com/office/word/2018/wordml" xmlns:w16du="http://schemas.microsoft.com/office/word/2023/wordml/word16du" xmlns:w16sdtdh="http://schemas.microsoft.com/office/word/2020/wordml/sdtdatahash" xmlns:w16sdtfl="http://schemas.microsoft.com/office/word/2024/wordml/sdtformatlock" xmlns:w16se="http://schemas.microsoft.com/office/word/2015/wordml/symex" xmlns:wpg="http://schemas.microsoft.com/office/word/2010/wordprocessingGroup" xmlns:wpi="http://schemas.microsoft.com/office/word/2010/wordprocessingInk" xmlns:wne="http://schemas.microsoft.com/office/word/2006/wordml" xmlns:wps="http://schemas.microsoft.com/office/word/2010/wordprocessingShape" mc:Ignorable="w14 w15 w16se w16cid w16 w16cex w16sdtdh w16sdtfl w16du wp14">
   <w:footnote w:type="separator" w:id="-1">
     <w:p>
       <w:pPr>
@@ -981,7 +1065,7 @@
 </file>
 
 <file path=word/header1.xml><?xml version="1.0" encoding="utf-8"?>
-<w:hdr xmlns:wpc="http://schemas.microsoft.com/office/word/2010/wordprocessingCanvas" xmlns:cx="http://schemas.microsoft.com/office/drawing/2014/chartex" xmlns:cx1="http://schemas.microsoft.com/office/drawing/2015/9/8/chartex" xmlns:cx2="http://schemas.microsoft.com/office/drawing/2015/10/21/chartex" xmlns:cx3="http://schemas.microsoft.com/office/drawing/2016/5/9/chartex" xmlns:cx4="http://schemas.microsoft.com/office/drawing/2016/5/10/chartex" xmlns:cx5="http://schemas.microsoft.com/office/drawing/2016/5/11/chartex" xmlns:cx6="http://schemas.microsoft.com/office/drawing/2016/5/12/chartex" xmlns:cx7="http://schemas.microsoft.com/office/drawing/2016/5/13/chartex" xmlns:cx8="http://schemas.microsoft.com/office/drawing/2016/5/14/chartex" xmlns:mc="http://schemas.openxmlformats.org/markup-compatibility/2006" xmlns:aink="http://schemas.microsoft.com/office/drawing/2016/ink" xmlns:am3d="http://schemas.microsoft.com/office/drawing/2017/model3d" xmlns:o="urn:schemas-microsoft-com:office:office" xmlns:oel="http://schemas.microsoft.com/office/2019/extlst" xmlns:r="http://schemas.openxmlformats.org/officeDocument/2006/relationships" xmlns:m="http://schemas.openxmlformats.org/officeDocument/2006/math" xmlns:v="urn:schemas-microsoft-com:vml" xmlns:wp14="http://schemas.microsoft.com/office/word/2010/wordprocessingDrawing" xmlns:wp="http://schemas.openxmlformats.org/drawingml/2006/wordprocessingDrawing" xmlns:w10="urn:schemas-microsoft-com:office:word" xmlns:w="http://schemas.openxmlformats.org/wordprocessingml/2006/main" xmlns:w14="http://schemas.microsoft.com/office/word/2010/wordml" xmlns:w15="http://schemas.microsoft.com/office/word/2012/wordml" xmlns:w16cex="http://schemas.microsoft.com/office/word/2018/wordml/cex" xmlns:w16cid="http://schemas.microsoft.com/office/word/2016/wordml/cid" xmlns:w16="http://schemas.microsoft.com/office/word/2018/wordml" xmlns:w16sdtdh="http://schemas.microsoft.com/office/word/2020/wordml/sdtdatahash" xmlns:w16se="http://schemas.microsoft.com/office/word/2015/wordml/symex" xmlns:wpg="http://schemas.microsoft.com/office/word/2010/wordprocessingGroup" xmlns:wpi="http://schemas.microsoft.com/office/word/2010/wordprocessingInk" xmlns:wne="http://schemas.microsoft.com/office/word/2006/wordml" xmlns:wps="http://schemas.microsoft.com/office/word/2010/wordprocessingShape" mc:Ignorable="w14 w15 w16se w16cid w16 w16cex w16sdtdh wp14">
+<w:hdr xmlns:wpc="http://schemas.microsoft.com/office/word/2010/wordprocessingCanvas" xmlns:cx="http://schemas.microsoft.com/office/drawing/2014/chartex" xmlns:cx1="http://schemas.microsoft.com/office/drawing/2015/9/8/chartex" xmlns:cx2="http://schemas.microsoft.com/office/drawing/2015/10/21/chartex" xmlns:cx3="http://schemas.microsoft.com/office/drawing/2016/5/9/chartex" xmlns:cx4="http://schemas.microsoft.com/office/drawing/2016/5/10/chartex" xmlns:cx5="http://schemas.microsoft.com/office/drawing/2016/5/11/chartex" xmlns:cx6="http://schemas.microsoft.com/office/drawing/2016/5/12/chartex" xmlns:cx7="http://schemas.microsoft.com/office/drawing/2016/5/13/chartex" xmlns:cx8="http://schemas.microsoft.com/office/drawing/2016/5/14/chartex" xmlns:mc="http://schemas.openxmlformats.org/markup-compatibility/2006" xmlns:aink="http://schemas.microsoft.com/office/drawing/2016/ink" xmlns:am3d="http://schemas.microsoft.com/office/drawing/2017/model3d" xmlns:o="urn:schemas-microsoft-com:office:office" xmlns:oel="http://schemas.microsoft.com/office/2019/extlst" xmlns:r="http://schemas.openxmlformats.org/officeDocument/2006/relationships" xmlns:m="http://schemas.openxmlformats.org/officeDocument/2006/math" xmlns:v="urn:schemas-microsoft-com:vml" xmlns:wp14="http://schemas.microsoft.com/office/word/2010/wordprocessingDrawing" xmlns:wp="http://schemas.openxmlformats.org/drawingml/2006/wordprocessingDrawing" xmlns:w10="urn:schemas-microsoft-com:office:word" xmlns:w="http://schemas.openxmlformats.org/wordprocessingml/2006/main" xmlns:w14="http://schemas.microsoft.com/office/word/2010/wordml" xmlns:w15="http://schemas.microsoft.com/office/word/2012/wordml" xmlns:w16cex="http://schemas.microsoft.com/office/word/2018/wordml/cex" xmlns:w16cid="http://schemas.microsoft.com/office/word/2016/wordml/cid" xmlns:w16="http://schemas.microsoft.com/office/word/2018/wordml" xmlns:w16du="http://schemas.microsoft.com/office/word/2023/wordml/word16du" xmlns:w16sdtdh="http://schemas.microsoft.com/office/word/2020/wordml/sdtdatahash" xmlns:w16sdtfl="http://schemas.microsoft.com/office/word/2024/wordml/sdtformatlock" xmlns:w16se="http://schemas.microsoft.com/office/word/2015/wordml/symex" xmlns:wpg="http://schemas.microsoft.com/office/word/2010/wordprocessingGroup" xmlns:wpi="http://schemas.microsoft.com/office/word/2010/wordprocessingInk" xmlns:wne="http://schemas.microsoft.com/office/word/2006/wordml" xmlns:wps="http://schemas.microsoft.com/office/word/2010/wordprocessingShape" mc:Ignorable="w14 w15 w16se w16cid w16 w16cex w16sdtdh w16sdtfl w16du wp14">
   <w:p>
     <w:pPr>
       <w:pStyle w:val="Header"/>
@@ -991,7 +1075,7 @@
 </file>
 
 <file path=word/header2.xml><?xml version="1.0" encoding="utf-8"?>
-<w:hdr xmlns:wpc="http://schemas.microsoft.com/office/word/2010/wordprocessingCanvas" xmlns:cx="http://schemas.microsoft.com/office/drawing/2014/chartex" xmlns:cx1="http://schemas.microsoft.com/office/drawing/2015/9/8/chartex" xmlns:cx2="http://schemas.microsoft.com/office/drawing/2015/10/21/chartex" xmlns:cx3="http://schemas.microsoft.com/office/drawing/2016/5/9/chartex" xmlns:cx4="http://schemas.microsoft.com/office/drawing/2016/5/10/chartex" xmlns:cx5="http://schemas.microsoft.com/office/drawing/2016/5/11/chartex" xmlns:cx6="http://schemas.microsoft.com/office/drawing/2016/5/12/chartex" xmlns:cx7="http://schemas.microsoft.com/office/drawing/2016/5/13/chartex" xmlns:cx8="http://schemas.microsoft.com/office/drawing/2016/5/14/chartex" xmlns:mc="http://schemas.openxmlformats.org/markup-compatibility/2006" xmlns:aink="http://schemas.microsoft.com/office/drawing/2016/ink" xmlns:am3d="http://schemas.microsoft.com/office/drawing/2017/model3d" xmlns:o="urn:schemas-microsoft-com:office:office" xmlns:oel="http://schemas.microsoft.com/office/2019/extlst" xmlns:r="http://schemas.openxmlformats.org/officeDocument/2006/relationships" xmlns:m="http://schemas.openxmlformats.org/officeDocument/2006/math" xmlns:v="urn:schemas-microsoft-com:vml" xmlns:wp14="http://schemas.microsoft.com/office/word/2010/wordprocessingDrawing" xmlns:wp="http://schemas.openxmlformats.org/drawingml/2006/wordprocessingDrawing" xmlns:w10="urn:schemas-microsoft-com:office:word" xmlns:w="http://schemas.openxmlformats.org/wordprocessingml/2006/main" xmlns:w14="http://schemas.microsoft.com/office/word/2010/wordml" xmlns:w15="http://schemas.microsoft.com/office/word/2012/wordml" xmlns:w16cex="http://schemas.microsoft.com/office/word/2018/wordml/cex" xmlns:w16cid="http://schemas.microsoft.com/office/word/2016/wordml/cid" xmlns:w16="http://schemas.microsoft.com/office/word/2018/wordml" xmlns:w16sdtdh="http://schemas.microsoft.com/office/word/2020/wordml/sdtdatahash" xmlns:w16se="http://schemas.microsoft.com/office/word/2015/wordml/symex" xmlns:wpg="http://schemas.microsoft.com/office/word/2010/wordprocessingGroup" xmlns:wpi="http://schemas.microsoft.com/office/word/2010/wordprocessingInk" xmlns:wne="http://schemas.microsoft.com/office/word/2006/wordml" xmlns:wps="http://schemas.microsoft.com/office/word/2010/wordprocessingShape" mc:Ignorable="w14 w15 w16se w16cid w16 w16cex w16sdtdh wp14">
+<w:hdr xmlns:wpc="http://schemas.microsoft.com/office/word/2010/wordprocessingCanvas" xmlns:cx="http://schemas.microsoft.com/office/drawing/2014/chartex" xmlns:cx1="http://schemas.microsoft.com/office/drawing/2015/9/8/chartex" xmlns:cx2="http://schemas.microsoft.com/office/drawing/2015/10/21/chartex" xmlns:cx3="http://schemas.microsoft.com/office/drawing/2016/5/9/chartex" xmlns:cx4="http://schemas.microsoft.com/office/drawing/2016/5/10/chartex" xmlns:cx5="http://schemas.microsoft.com/office/drawing/2016/5/11/chartex" xmlns:cx6="http://schemas.microsoft.com/office/drawing/2016/5/12/chartex" xmlns:cx7="http://schemas.microsoft.com/office/drawing/2016/5/13/chartex" xmlns:cx8="http://schemas.microsoft.com/office/drawing/2016/5/14/chartex" xmlns:mc="http://schemas.openxmlformats.org/markup-compatibility/2006" xmlns:aink="http://schemas.microsoft.com/office/drawing/2016/ink" xmlns:am3d="http://schemas.microsoft.com/office/drawing/2017/model3d" xmlns:o="urn:schemas-microsoft-com:office:office" xmlns:oel="http://schemas.microsoft.com/office/2019/extlst" xmlns:r="http://schemas.openxmlformats.org/officeDocument/2006/relationships" xmlns:m="http://schemas.openxmlformats.org/officeDocument/2006/math" xmlns:v="urn:schemas-microsoft-com:vml" xmlns:wp14="http://schemas.microsoft.com/office/word/2010/wordprocessingDrawing" xmlns:wp="http://schemas.openxmlformats.org/drawingml/2006/wordprocessingDrawing" xmlns:w10="urn:schemas-microsoft-com:office:word" xmlns:w="http://schemas.openxmlformats.org/wordprocessingml/2006/main" xmlns:w14="http://schemas.microsoft.com/office/word/2010/wordml" xmlns:w15="http://schemas.microsoft.com/office/word/2012/wordml" xmlns:w16cex="http://schemas.microsoft.com/office/word/2018/wordml/cex" xmlns:w16cid="http://schemas.microsoft.com/office/word/2016/wordml/cid" xmlns:w16="http://schemas.microsoft.com/office/word/2018/wordml" xmlns:w16du="http://schemas.microsoft.com/office/word/2023/wordml/word16du" xmlns:w16sdtdh="http://schemas.microsoft.com/office/word/2020/wordml/sdtdatahash" xmlns:w16sdtfl="http://schemas.microsoft.com/office/word/2024/wordml/sdtformatlock" xmlns:w16se="http://schemas.microsoft.com/office/word/2015/wordml/symex" xmlns:wpg="http://schemas.microsoft.com/office/word/2010/wordprocessingGroup" xmlns:wpi="http://schemas.microsoft.com/office/word/2010/wordprocessingInk" xmlns:wne="http://schemas.microsoft.com/office/word/2006/wordml" xmlns:wps="http://schemas.microsoft.com/office/word/2010/wordprocessingShape" mc:Ignorable="w14 w15 w16se w16cid w16 w16cex w16sdtdh w16sdtfl w16du wp14">
   <w:p>
     <w:pPr>
       <w:pStyle w:val="Header"/>
@@ -1002,7 +1086,7 @@
 </file>
 
 <file path=word/header3.xml><?xml version="1.0" encoding="utf-8"?>
-<w:hdr xmlns:wpc="http://schemas.microsoft.com/office/word/2010/wordprocessingCanvas" xmlns:cx="http://schemas.microsoft.com/office/drawing/2014/chartex" xmlns:cx1="http://schemas.microsoft.com/office/drawing/2015/9/8/chartex" xmlns:cx2="http://schemas.microsoft.com/office/drawing/2015/10/21/chartex" xmlns:cx3="http://schemas.microsoft.com/office/drawing/2016/5/9/chartex" xmlns:cx4="http://schemas.microsoft.com/office/drawing/2016/5/10/chartex" xmlns:cx5="http://schemas.microsoft.com/office/drawing/2016/5/11/chartex" xmlns:cx6="http://schemas.microsoft.com/office/drawing/2016/5/12/chartex" xmlns:cx7="http://schemas.microsoft.com/office/drawing/2016/5/13/chartex" xmlns:cx8="http://schemas.microsoft.com/office/drawing/2016/5/14/chartex" xmlns:mc="http://schemas.openxmlformats.org/markup-compatibility/2006" xmlns:aink="http://schemas.microsoft.com/office/drawing/2016/ink" xmlns:am3d="http://schemas.microsoft.com/office/drawing/2017/model3d" xmlns:o="urn:schemas-microsoft-com:office:office" xmlns:oel="http://schemas.microsoft.com/office/2019/extlst" xmlns:r="http://schemas.openxmlformats.org/officeDocument/2006/relationships" xmlns:m="http://schemas.openxmlformats.org/officeDocument/2006/math" xmlns:v="urn:schemas-microsoft-com:vml" xmlns:wp14="http://schemas.microsoft.com/office/word/2010/wordprocessingDrawing" xmlns:wp="http://schemas.openxmlformats.org/drawingml/2006/wordprocessingDrawing" xmlns:w10="urn:schemas-microsoft-com:office:word" xmlns:w="http://schemas.openxmlformats.org/wordprocessingml/2006/main" xmlns:w14="http://schemas.microsoft.com/office/word/2010/wordml" xmlns:w15="http://schemas.microsoft.com/office/word/2012/wordml" xmlns:w16cex="http://schemas.microsoft.com/office/word/2018/wordml/cex" xmlns:w16cid="http://schemas.microsoft.com/office/word/2016/wordml/cid" xmlns:w16="http://schemas.microsoft.com/office/word/2018/wordml" xmlns:w16sdtdh="http://schemas.microsoft.com/office/word/2020/wordml/sdtdatahash" xmlns:w16se="http://schemas.microsoft.com/office/word/2015/wordml/symex" xmlns:wpg="http://schemas.microsoft.com/office/word/2010/wordprocessingGroup" xmlns:wpi="http://schemas.microsoft.com/office/word/2010/wordprocessingInk" xmlns:wne="http://schemas.microsoft.com/office/word/2006/wordml" xmlns:wps="http://schemas.microsoft.com/office/word/2010/wordprocessingShape" mc:Ignorable="w14 w15 w16se w16cid w16 w16cex w16sdtdh wp14">
+<w:hdr xmlns:wpc="http://schemas.microsoft.com/office/word/2010/wordprocessingCanvas" xmlns:cx="http://schemas.microsoft.com/office/drawing/2014/chartex" xmlns:cx1="http://schemas.microsoft.com/office/drawing/2015/9/8/chartex" xmlns:cx2="http://schemas.microsoft.com/office/drawing/2015/10/21/chartex" xmlns:cx3="http://schemas.microsoft.com/office/drawing/2016/5/9/chartex" xmlns:cx4="http://schemas.microsoft.com/office/drawing/2016/5/10/chartex" xmlns:cx5="http://schemas.microsoft.com/office/drawing/2016/5/11/chartex" xmlns:cx6="http://schemas.microsoft.com/office/drawing/2016/5/12/chartex" xmlns:cx7="http://schemas.microsoft.com/office/drawing/2016/5/13/chartex" xmlns:cx8="http://schemas.microsoft.com/office/drawing/2016/5/14/chartex" xmlns:mc="http://schemas.openxmlformats.org/markup-compatibility/2006" xmlns:aink="http://schemas.microsoft.com/office/drawing/2016/ink" xmlns:am3d="http://schemas.microsoft.com/office/drawing/2017/model3d" xmlns:o="urn:schemas-microsoft-com:office:office" xmlns:oel="http://schemas.microsoft.com/office/2019/extlst" xmlns:r="http://schemas.openxmlformats.org/officeDocument/2006/relationships" xmlns:m="http://schemas.openxmlformats.org/officeDocument/2006/math" xmlns:v="urn:schemas-microsoft-com:vml" xmlns:wp14="http://schemas.microsoft.com/office/word/2010/wordprocessingDrawing" xmlns:wp="http://schemas.openxmlformats.org/drawingml/2006/wordprocessingDrawing" xmlns:w10="urn:schemas-microsoft-com:office:word" xmlns:w="http://schemas.openxmlformats.org/wordprocessingml/2006/main" xmlns:w14="http://schemas.microsoft.com/office/word/2010/wordml" xmlns:w15="http://schemas.microsoft.com/office/word/2012/wordml" xmlns:w16cex="http://schemas.microsoft.com/office/word/2018/wordml/cex" xmlns:w16cid="http://schemas.microsoft.com/office/word/2016/wordml/cid" xmlns:w16="http://schemas.microsoft.com/office/word/2018/wordml" xmlns:w16du="http://schemas.microsoft.com/office/word/2023/wordml/word16du" xmlns:w16sdtdh="http://schemas.microsoft.com/office/word/2020/wordml/sdtdatahash" xmlns:w16sdtfl="http://schemas.microsoft.com/office/word/2024/wordml/sdtformatlock" xmlns:w16se="http://schemas.microsoft.com/office/word/2015/wordml/symex" xmlns:wpg="http://schemas.microsoft.com/office/word/2010/wordprocessingGroup" xmlns:wpi="http://schemas.microsoft.com/office/word/2010/wordprocessingInk" xmlns:wne="http://schemas.microsoft.com/office/word/2006/wordml" xmlns:wps="http://schemas.microsoft.com/office/word/2010/wordprocessingShape" mc:Ignorable="w14 w15 w16se w16cid w16 w16cex w16sdtdh w16sdtfl w16du wp14">
   <w:p>
     <w:pPr>
       <w:pStyle w:val="Header"/>
@@ -1011,7 +1095,7 @@
     <w:r>
       <w:tab/>
       <w:tab/>
-      <w:t>2026-06-17</w:t>
+      <w:t>2026-06-18</w:t>
       <w:br/>
       <w:br/>
     </w:r>
@@ -1028,7 +1112,7 @@
 </file>
 
 <file path=word/numbering.xml><?xml version="1.0" encoding="utf-8"?>
-<w:numbering xmlns:wpc="http://schemas.microsoft.com/office/word/2010/wordprocessingCanvas" xmlns:cx="http://schemas.microsoft.com/office/drawing/2014/chartex" xmlns:cx1="http://schemas.microsoft.com/office/drawing/2015/9/8/chartex" xmlns:cx2="http://schemas.microsoft.com/office/drawing/2015/10/21/chartex" xmlns:cx3="http://schemas.microsoft.com/office/drawing/2016/5/9/chartex" xmlns:cx4="http://schemas.microsoft.com/office/drawing/2016/5/10/chartex" xmlns:cx5="http://schemas.microsoft.com/office/drawing/2016/5/11/chartex" xmlns:cx6="http://schemas.microsoft.com/office/drawing/2016/5/12/chartex" xmlns:cx7="http://schemas.microsoft.com/office/drawing/2016/5/13/chartex" xmlns:cx8="http://schemas.microsoft.com/office/drawing/2016/5/14/chartex" xmlns:mc="http://schemas.openxmlformats.org/markup-compatibility/2006" xmlns:aink="http://schemas.microsoft.com/office/drawing/2016/ink" xmlns:am3d="http://schemas.microsoft.com/office/drawing/2017/model3d" xmlns:o="urn:schemas-microsoft-com:office:office" xmlns:oel="http://schemas.microsoft.com/office/2019/extlst" xmlns:r="http://schemas.openxmlformats.org/officeDocument/2006/relationships" xmlns:m="http://schemas.openxmlformats.org/officeDocument/2006/math" xmlns:v="urn:schemas-microsoft-com:vml" xmlns:wp14="http://schemas.microsoft.com/office/word/2010/wordprocessingDrawing" xmlns:wp="http://schemas.openxmlformats.org/drawingml/2006/wordprocessingDrawing" xmlns:w10="urn:schemas-microsoft-com:office:word" xmlns:w="http://schemas.openxmlformats.org/wordprocessingml/2006/main" xmlns:w14="http://schemas.microsoft.com/office/word/2010/wordml" xmlns:w15="http://schemas.microsoft.com/office/word/2012/wordml" xmlns:w16cex="http://schemas.microsoft.com/office/word/2018/wordml/cex" xmlns:w16cid="http://schemas.microsoft.com/office/word/2016/wordml/cid" xmlns:w16="http://schemas.microsoft.com/office/word/2018/wordml" xmlns:w16sdtdh="http://schemas.microsoft.com/office/word/2020/wordml/sdtdatahash" xmlns:w16se="http://schemas.microsoft.com/office/word/2015/wordml/symex" xmlns:wpg="http://schemas.microsoft.com/office/word/2010/wordprocessingGroup" xmlns:wpi="http://schemas.microsoft.com/office/word/2010/wordprocessingInk" xmlns:wne="http://schemas.microsoft.com/office/word/2006/wordml" xmlns:wps="http://schemas.microsoft.com/office/word/2010/wordprocessingShape" mc:Ignorable="w14 w15 w16se w16cid w16 w16cex w16sdtdh wp14">
+<w:numbering xmlns:wpc="http://schemas.microsoft.com/office/word/2010/wordprocessingCanvas" xmlns:cx="http://schemas.microsoft.com/office/drawing/2014/chartex" xmlns:cx1="http://schemas.microsoft.com/office/drawing/2015/9/8/chartex" xmlns:cx2="http://schemas.microsoft.com/office/drawing/2015/10/21/chartex" xmlns:cx3="http://schemas.microsoft.com/office/drawing/2016/5/9/chartex" xmlns:cx4="http://schemas.microsoft.com/office/drawing/2016/5/10/chartex" xmlns:cx5="http://schemas.microsoft.com/office/drawing/2016/5/11/chartex" xmlns:cx6="http://schemas.microsoft.com/office/drawing/2016/5/12/chartex" xmlns:cx7="http://schemas.microsoft.com/office/drawing/2016/5/13/chartex" xmlns:cx8="http://schemas.microsoft.com/office/drawing/2016/5/14/chartex" xmlns:mc="http://schemas.openxmlformats.org/markup-compatibility/2006" xmlns:aink="http://schemas.microsoft.com/office/drawing/2016/ink" xmlns:am3d="http://schemas.microsoft.com/office/drawing/2017/model3d" xmlns:o="urn:schemas-microsoft-com:office:office" xmlns:oel="http://schemas.microsoft.com/office/2019/extlst" xmlns:r="http://schemas.openxmlformats.org/officeDocument/2006/relationships" xmlns:m="http://schemas.openxmlformats.org/officeDocument/2006/math" xmlns:v="urn:schemas-microsoft-com:vml" xmlns:wp14="http://schemas.microsoft.com/office/word/2010/wordprocessingDrawing" xmlns:wp="http://schemas.openxmlformats.org/drawingml/2006/wordprocessingDrawing" xmlns:w10="urn:schemas-microsoft-com:office:word" xmlns:w="http://schemas.openxmlformats.org/wordprocessingml/2006/main" xmlns:w14="http://schemas.microsoft.com/office/word/2010/wordml" xmlns:w15="http://schemas.microsoft.com/office/word/2012/wordml" xmlns:w16cex="http://schemas.microsoft.com/office/word/2018/wordml/cex" xmlns:w16cid="http://schemas.microsoft.com/office/word/2016/wordml/cid" xmlns:w16="http://schemas.microsoft.com/office/word/2018/wordml" xmlns:w16du="http://schemas.microsoft.com/office/word/2023/wordml/word16du" xmlns:w16sdtdh="http://schemas.microsoft.com/office/word/2020/wordml/sdtdatahash" xmlns:w16sdtfl="http://schemas.microsoft.com/office/word/2024/wordml/sdtformatlock" xmlns:w16se="http://schemas.microsoft.com/office/word/2015/wordml/symex" xmlns:wpg="http://schemas.microsoft.com/office/word/2010/wordprocessingGroup" xmlns:wpi="http://schemas.microsoft.com/office/word/2010/wordprocessingInk" xmlns:wne="http://schemas.microsoft.com/office/word/2006/wordml" xmlns:wps="http://schemas.microsoft.com/office/word/2010/wordprocessingShape" mc:Ignorable="w14 w15 w16se w16cid w16 w16cex w16sdtdh w16sdtfl w16du wp14">
   <w:abstractNum w:abstractNumId="0" w15:restartNumberingAfterBreak="0">
     <w:nsid w:val="FFFFFF7C"/>
     <w:multiLevelType w:val="singleLevel"/>
@@ -1231,7 +1315,7 @@
 </file>
 
 <file path=word/styles.xml><?xml version="1.0" encoding="utf-8"?>
-<w:styles xmlns:mc="http://schemas.openxmlformats.org/markup-compatibility/2006" xmlns:r="http://schemas.openxmlformats.org/officeDocument/2006/relationships" xmlns:w="http://schemas.openxmlformats.org/wordprocessingml/2006/main" xmlns:w14="http://schemas.microsoft.com/office/word/2010/wordml" xmlns:w15="http://schemas.microsoft.com/office/word/2012/wordml" xmlns:w16cex="http://schemas.microsoft.com/office/word/2018/wordml/cex" xmlns:w16cid="http://schemas.microsoft.com/office/word/2016/wordml/cid" xmlns:w16="http://schemas.microsoft.com/office/word/2018/wordml" xmlns:w16sdtdh="http://schemas.microsoft.com/office/word/2020/wordml/sdtdatahash" xmlns:w16se="http://schemas.microsoft.com/office/word/2015/wordml/symex" mc:Ignorable="w14 w15 w16se w16cid w16 w16cex w16sdtdh">
+<w:styles xmlns:mc="http://schemas.openxmlformats.org/markup-compatibility/2006" xmlns:r="http://schemas.openxmlformats.org/officeDocument/2006/relationships" xmlns:w="http://schemas.openxmlformats.org/wordprocessingml/2006/main" xmlns:w14="http://schemas.microsoft.com/office/word/2010/wordml" xmlns:w15="http://schemas.microsoft.com/office/word/2012/wordml" xmlns:w16cex="http://schemas.microsoft.com/office/word/2018/wordml/cex" xmlns:w16cid="http://schemas.microsoft.com/office/word/2016/wordml/cid" xmlns:w16="http://schemas.microsoft.com/office/word/2018/wordml" xmlns:w16du="http://schemas.microsoft.com/office/word/2023/wordml/word16du" xmlns:w16sdtdh="http://schemas.microsoft.com/office/word/2020/wordml/sdtdatahash" xmlns:w16sdtfl="http://schemas.microsoft.com/office/word/2024/wordml/sdtformatlock" xmlns:w16se="http://schemas.microsoft.com/office/word/2015/wordml/symex" mc:Ignorable="w14 w15 w16se w16cid w16 w16cex w16sdtdh w16sdtfl w16du">
   <w:docDefaults>
     <w:rPrDefault>
       <w:rPr>
@@ -1989,7 +2073,7 @@
     <w:link w:val="TitleChar"/>
     <w:uiPriority w:val="10"/>
     <w:qFormat/>
-    <w:rsid w:val="007106C8"/>
+    <w:rsid w:val="00E854FA"/>
     <w:pPr>
       <w:spacing w:after="300" w:line="240" w:lineRule="auto"/>
       <w:contextualSpacing/>
@@ -1999,7 +2083,7 @@
       <w:rFonts w:eastAsiaTheme="majorEastAsia" w:cstheme="majorBidi"/>
       <w:spacing w:val="5"/>
       <w:kern w:val="28"/>
-      <w:sz w:val="52"/>
+      <w:sz w:val="40"/>
       <w:szCs w:val="52"/>
       <w:lang w:val="sv-SE" w:eastAsia="en-US" w:bidi="ar-SA"/>
     </w:rPr>
@@ -2009,12 +2093,12 @@
     <w:basedOn w:val="DefaultParagraphFont"/>
     <w:link w:val="Title"/>
     <w:uiPriority w:val="10"/>
-    <w:rsid w:val="007106C8"/>
+    <w:rsid w:val="00E854FA"/>
     <w:rPr>
       <w:rFonts w:ascii="Times New Roman" w:eastAsiaTheme="majorEastAsia" w:hAnsi="Times New Roman" w:cstheme="majorBidi"/>
       <w:spacing w:val="5"/>
       <w:kern w:val="28"/>
-      <w:sz w:val="52"/>
+      <w:sz w:val="40"/>
       <w:szCs w:val="52"/>
       <w:lang w:val="sv-SE" w:eastAsia="en-US" w:bidi="ar-SA"/>
     </w:rPr>

--- a/klagomål/A 22006-2026 FSC-klagomål.docx
+++ b/klagomål/A 22006-2026 FSC-klagomål.docx
@@ -1095,7 +1095,7 @@
     <w:r>
       <w:tab/>
       <w:tab/>
-      <w:t>2026-06-18</w:t>
+      <w:t>2026-06-19</w:t>
       <w:br/>
       <w:br/>
     </w:r>

--- a/klagomål/A 22006-2026 FSC-klagomål.docx
+++ b/klagomål/A 22006-2026 FSC-klagomål.docx
@@ -1095,7 +1095,7 @@
     <w:r>
       <w:tab/>
       <w:tab/>
-      <w:t>2026-06-19</w:t>
+      <w:t>2026-06-20</w:t>
       <w:br/>
       <w:br/>
     </w:r>

--- a/klagomål/A 22006-2026 FSC-klagomål.docx
+++ b/klagomål/A 22006-2026 FSC-klagomål.docx
@@ -168,38 +168,7 @@
     </w:p>
     <w:p>
       <w:r>
-        <w:t>Detta dokument behandlar höga naturvärden i avverkningsanmälan A 22006-2026 i Torsby kommun som inkom 2026-05-11 och omfattar 5,3 ha.</w:t>
-      </w:r>
-    </w:p>
-    <w:p>
-      <w:r>
-        <w:t>Nedan presenteras fynd av naturvårdsarter som gjorts i det avverkningsanmälda området, samt relevanta utdrag ur standarderna för FSC, Chain of Custody, Controlled Wood och PEFC. I BILAGA 1 finns artfakta om rödlistade arter.</w:t>
-      </w:r>
-    </w:p>
-    <w:p>
-      <w:r>
-        <w:t>Vi förväntar oss att ni återkommer med ett skriftligt svar på vårt klagomål och även beskriver vilka korrigerande åtgärder ni satt in för att rätta till identifierade brister i er efterlevnad av den svenska FSC standarden.</w:t>
-      </w:r>
-    </w:p>
-    <w:p>
-      <w:pPr>
-        <w:pStyle w:val="Heading1"/>
-      </w:pPr>
-      <w:r>
-        <w:t>Naturvårdsarter</w:t>
-      </w:r>
-    </w:p>
-    <w:p>
-      <w:r>
-        <w:t>I och inom 21 meter från avverkningsanmälan har följande 11 naturvårdsarter hittats: garnlav (VU, T), gräddporing (VU, T), lunglav (NT, T), mörk kolflarnlav (NT), vedskivlav (NT, T), vedtrappmossa (NT, T), violettgrå tagellav (NT, T), bårdlav (S, T), gytterlav (S, T), korallblylav (S, T) och stuplav (S, T). Av dessa är 7 rödlistade. För rödlistade arter har rödlistekategorin angivits inom parentes. Arter som är signalarter enligt Skogsstyrelsen har markerats med (S). Typiska arter inom Natura 2000 som är kopplade till skogsekosystem har markerats med (T).</w:t>
-      </w:r>
-    </w:p>
-    <w:p>
-      <w:r>
-        <w:t>De påträffade naturvårdsarterna är ett tydligt kvitto på att det rör sig om en skog med höga naturvärden.</w:t>
-      </w:r>
-      <w:r>
-        <w:t xml:space="preserve"> I Figur 1 visas fyndplatser för naturvårdsarter i området, som finns registrerade på Artportalen.</w:t>
+        <w:t>Detta klagomål behandlar höga naturvärden i avverkningsanmälan A 22006-2026 i Torsby kommun som inkom 2026-05-11 och omfattar 5,3 ha.</w:t>
       </w:r>
     </w:p>
     <w:p>
@@ -247,7 +216,211 @@
         <w:spacing w:after="240"/>
       </w:pPr>
       <w:r>
-        <w:t>Figur 1. Fyndplatser för naturvårdsarter i och inom 21 meter från avverkningsanmälan (röd linje). Markörer utan svart kant är placerade på fyndplatsen. Markörer med svart kant är placerade vid sidan av fyndplatsen och har ett svart streck som visar fyndplatsens exakta position. Kartans mittpunktskoordinat är N 6704439, E 396592 i SWEREF 99 TM.</w:t>
+        <w:t>Figur 1. Fyndplatser för naturvårdsarter i och inom 21 meter från avverkningsanmälan. Markörer utan svart kant är placerade på fyndplatsen. Markörer med svart kant är placerade vid sidan av fyndplatsen har ett svart streck som visar fyndplatsens exakta position. Kartans mittpunktskoordinat är N 6704439, E 396592 i SWEREF 99 TM.</w:t>
+      </w:r>
+    </w:p>
+    <w:p>
+      <w:r>
+        <w:t>I och inom 21 meter från avverkningsanmälan finns fynd av 11 naturvårdsarter, varav 7 är rödlistade, 10 är typiska (T) och 4 är signalarter (S): garnlav (VU, T), gräddporing (VU, T), lunglav (NT, T), mörk kolflarnlav (NT), vedskivlav (NT, T), vedtrappmossa (NT, T), violettgrå tagellav (NT, T), bårdlav (S, T), gytterlav (S, T), korallblylav (S, T) och stuplav (S, T). Se Figur 1.</w:t>
+      </w:r>
+    </w:p>
+    <w:p>
+      <w:r>
+        <w:t>Nedan presenteras relevanta utdrag ur standarderna för FSC, Chain of Custody, Controlled Wood och PEFC.</w:t>
+      </w:r>
+    </w:p>
+    <w:p>
+      <w:r>
+        <w:t>Vi förväntar oss att ni återkommer med ett skriftligt svar på vårt klagomål och även beskriver vilka korrigerande åtgärder ni satt in för att rätta till identifierade brister i er efterlevnad av den svenska FSC standarden.</w:t>
+      </w:r>
+    </w:p>
+    <w:p>
+      <w:pPr>
+        <w:pStyle w:val="Heading1"/>
+      </w:pPr>
+      <w:r>
+        <w:t>Naturvårdsarter och fridlysta arter</w:t>
+      </w:r>
+    </w:p>
+    <w:p>
+      <w:r>
+        <w:t>Nedan följer beskrivningar av de naturvårdsarter och fridlysta arter som har sina livsmiljöer och växtplatser i den avverkningsanmälda skogen. Se även ytterligare artfakta i BILAGA 1. De påträffade naturvårdsarterna är ett tydligt kvitto på att det rör sig om en skog med höga naturvärden.</w:t>
+      </w:r>
+    </w:p>
+    <w:p>
+      <w:r>
+        <w:rPr>
+          <w:b/>
+        </w:rPr>
+        <w:t>Garnlav (VU)</w:t>
+      </w:r>
+      <w:r>
+        <w:t xml:space="preserve"> är en utpräglad barrskogsart som ibland kan drapera träden i norrländska grannaturskogar med hög luftfuktighet. Den förekommer även i talldominerade bestånd där den, förutom i trädens grenverk, påträffas hängande över ojämnheter i tallbarken. Arten har minskat starkt i södra och mellersta Sverige och den minskar även i sitt nordliga utbredningsområde. Minskningstakten uppgår till 30 (20–50) % inom 50 år och överstiger gränsvärdet för Sårbar (VU). Orsaken till tillbakagången beror främst på slutavverkningar av naturskogsartade skogar. Bestånd med riklig förekomst bör regelmässigt sparas, vilket även gynnar flera andra sällsynta och rödlistade arter. Garnlav är värdväxt för den mycket sällsynta och akut hotade fjärilen barrskogslavfly (CR) som hör hemma i boreala barrskogar med riklig förekomst av värdväxten. Tidigare kunde arten konstateras årligen på flera platser vid Dala-Floda i Dalarna innan lokalerna kalavverkades. Senaste fyndet i landet av barrskogslavfly är från år 2000 då den påträffades vid Högberget i Sollefteå kommun. Garnlav är typisk art för </w:t>
+      </w:r>
+      <w:r>
+        <w:rPr>
+          <w:i/>
+        </w:rPr>
+        <w:t xml:space="preserve">9010 Taiga </w:t>
+      </w:r>
+      <w:r>
+        <w:t>och</w:t>
+      </w:r>
+      <w:r>
+        <w:rPr>
+          <w:i/>
+        </w:rPr>
+        <w:t xml:space="preserve"> 9070 Trädklädd betesmark</w:t>
+      </w:r>
+      <w:r>
+        <w:t xml:space="preserve"> (SLU Artdatabanken, 2026).</w:t>
+      </w:r>
+    </w:p>
+    <w:p>
+      <w:r>
+        <w:rPr>
+          <w:b/>
+        </w:rPr>
+        <w:t>Gräddporing (VU)</w:t>
+      </w:r>
+      <w:r>
+        <w:t xml:space="preserve"> växer nästan enbart i urskogsartad barrskog på gamla, kraftigt murkna, grova och mossbelupna tallågor i något fuktiga och skuggiga lägen. Arten är placerad högst upp i Skogsstyrelsens värdepyramid för bedömning av skog med höga naturvärden och indikerar gamla och relativt orörda tallnaturskogar med höga naturvärden där det under låg tid kontinuerligt funnits inslag av grova tallågor. För att på sikt hejda artens vikande trend behöver merparten av gräddporingens nu kända växtplatser undantas från skogsbruk. Gräddporing är typisk art för </w:t>
+      </w:r>
+      <w:r>
+        <w:rPr>
+          <w:i/>
+        </w:rPr>
+        <w:t>9010 Taiga</w:t>
+      </w:r>
+      <w:r>
+        <w:t xml:space="preserve"> (SLU Artdatabanken, 2024; Nitare &amp; Skogsstyrelsen, 2019).</w:t>
+      </w:r>
+    </w:p>
+    <w:p>
+      <w:r>
+        <w:rPr>
+          <w:b/>
+        </w:rPr>
+        <w:t>Lunglav (NT)</w:t>
+      </w:r>
+      <w:r>
+        <w:t xml:space="preserve"> är en av vårt lands främsta signalarter som överallt indikerar gamla lövträd, skogsbestånd med höga naturvärden och ekosystem med långskoglig kontinuitet. Lokalt kan förekomsten vara mycket riklig men den hittas nästan enbart i gamla och ej slutavverkade skogar. Artens samtliga förekomster bör uppmärksammas från naturvårdssynpunkt, då många lokaler även hyser andra ovanliga och rödlistade arter. Rikliga förekomster bör skyddas med biotopskydd, frivilliga avsättningar eller reservat. På lunglav kan de sällsynta lavparasiterna lunglavshårprick (CR), </w:t>
+      </w:r>
+      <w:r>
+        <w:rPr>
+          <w:i/>
+        </w:rPr>
+        <w:t>Abrothallus diederichii</w:t>
+      </w:r>
+      <w:r>
+        <w:t xml:space="preserve"> (VU), </w:t>
+      </w:r>
+      <w:r>
+        <w:rPr>
+          <w:i/>
+        </w:rPr>
+        <w:t>Abrothallus lobariae</w:t>
+      </w:r>
+      <w:r>
+        <w:t xml:space="preserve"> (VU), </w:t>
+      </w:r>
+      <w:r>
+        <w:rPr>
+          <w:i/>
+        </w:rPr>
+        <w:t>Calycina lobariae</w:t>
+      </w:r>
+      <w:r>
+        <w:t xml:space="preserve"> (VU), lunglavsknapp (VU) och skrovelmössing (VU) påträffas. Lunglav är typisk art för </w:t>
+      </w:r>
+      <w:r>
+        <w:rPr>
+          <w:i/>
+        </w:rPr>
+        <w:t>9010 Taiga, 9020 Nordlig ädellövskog, 9110 Näringsfattig bokskog, 9130 Näringsrik bokskog, 9160 Näringsrik ekskog, 9180 Ädellövskog i branter, 9190 Näringsfattig ekskog, 9070 Trädklädd betesmark, 9040 Fjällbjörkskog</w:t>
+      </w:r>
+      <w:r>
+        <w:t xml:space="preserve"> och</w:t>
+      </w:r>
+      <w:r>
+        <w:rPr>
+          <w:i/>
+        </w:rPr>
+        <w:t xml:space="preserve"> 6530 Lövängar</w:t>
+      </w:r>
+      <w:r>
+        <w:t xml:space="preserve"> (SLU Artdatabanken, 2026; Nitare &amp; Skogsstyrelsen, 2019).</w:t>
+      </w:r>
+    </w:p>
+    <w:p>
+      <w:r>
+        <w:rPr>
+          <w:b/>
+        </w:rPr>
+        <w:t>Mörk kolflarnlav (NT)</w:t>
+      </w:r>
+      <w:r>
+        <w:t xml:space="preserve"> är brandberoende och växer nästan uteslutande på kolad hård kärnved av tall. Arten förekommer främst i glesa, öppna tall- och blandbarrskogar av naturskogskaraktär och etableringen verkar ske sent efter brand, kanske först efter 100–300 år. Mörk kolflarnlav indikerar skog med höga naturvärden och vanligast är att den påträffas på rester av nedbrunna torrakor och högstubbar och lågstubbar som är så grova att hela innandömet är urbränt. Tall- och blandbarrskogar av naturskogskaraktär med spår av återkommande bränder hyser höga biologiska värden och bör skyddas (SLU Artdatabanken, 2024).</w:t>
+      </w:r>
+    </w:p>
+    <w:p>
+      <w:r>
+        <w:rPr>
+          <w:b/>
+        </w:rPr>
+        <w:t>Vedskivlav (NT)</w:t>
+      </w:r>
+      <w:r>
+        <w:t xml:space="preserve"> växer på gammal, torr, exponerad, hård kärnved av framförallt tall i naturskogsartade bestånd. Avverkning av tallskog av naturskogskaraktär med spår av återkommande bränder är ett hot. Mängden lämplig ved att växa på för vedskivlav minskar, dels på grund av naturlig nedbrytning men framförallt på grund av att de förstörs i samband med slutavverkningar, gallringar och markberedning. Tall- och blandbarrskogar av naturskogskaraktär med spår av återkommande bränder bör skyddas. Vedskivlav är typisk art för </w:t>
+      </w:r>
+      <w:r>
+        <w:rPr>
+          <w:i/>
+        </w:rPr>
+        <w:t>9010 Taiga</w:t>
+      </w:r>
+      <w:r>
+        <w:t xml:space="preserve"> (SLU Artdatabanken, 2024).</w:t>
+      </w:r>
+    </w:p>
+    <w:p>
+      <w:r>
+        <w:rPr>
+          <w:b/>
+        </w:rPr>
+        <w:t xml:space="preserve">Vedtrappmossa (NT) </w:t>
+      </w:r>
+      <w:r>
+        <w:t xml:space="preserve">växer på död ved, främst i gammal granskog. Den förekommer knappast alls i fjällnära barrskogar utan finns i skogslandskapet nedom fjällen och framför allt i landets södra delar är den en mycket bra signalart för barrnaturskog med höga naturvärden. Skogsavverkning och brist på grov död ved i skogen är de allvarligaste hoten och den överlever inte kalhyggesbruk. Lokaler med sluten granskog, tillräckligt stora för att säkerställa ett kontinuerligt tillskott på grova lågor, bör undantas från storskaligt skogsbruk. Vedtrappmossa är typisk art för </w:t>
+      </w:r>
+      <w:r>
+        <w:rPr>
+          <w:i/>
+        </w:rPr>
+        <w:t>9010 Taiga</w:t>
+      </w:r>
+      <w:r>
+        <w:t xml:space="preserve"> (SLU Artdatabanken, 2024).</w:t>
+      </w:r>
+    </w:p>
+    <w:p>
+      <w:r>
+        <w:rPr>
+          <w:b/>
+        </w:rPr>
+        <w:t>Violettgrå tagellav (NT)</w:t>
+      </w:r>
+      <w:r>
+        <w:t xml:space="preserve"> växer nästan uteslutande i gamla olikåldriga barrnaturskogar med lång skoglig kontinuitet och är en utmärkt signal på skog med höga naturvärden. Slutavverkning av tidigare aldrig slutavverkad skog (kontinuitetsskog) är det största hotet. Biotopen nyskapas i begränsad omfattning och barrskog äldre än 160 år, där den violettgrå tagellaven huvudsakligen påträffas har minskat med 50% de senaste 50 åren. Lågproduktiv skogsmark där laven förekommer bör undantas från skogsbruk och rika förekomster i äldre granskog bör skyddas. Arten är känslig för uttorkning och det är väsentligt att tillräckligt stora bestånd avsätts. Violettgrå tagellav är typisk art för </w:t>
+      </w:r>
+      <w:r>
+        <w:rPr>
+          <w:i/>
+        </w:rPr>
+        <w:t>9010 Taiga</w:t>
+      </w:r>
+      <w:r>
+        <w:t xml:space="preserve"> (SLU Artdatabanken, 2024; Nitare &amp; Skogsstyrelsen, 2019).</w:t>
       </w:r>
     </w:p>
     <w:p>
@@ -302,28 +475,48 @@
         <w:rPr>
           <w:b/>
         </w:rPr>
-        <w:t>Garnlav (VU)</w:t>
-      </w:r>
-      <w:r>
-        <w:t xml:space="preserve"> är en utpräglad barrskogsart som ibland kan drapera träden i norrländska grannaturskogar med hög luftfuktighet. Den förekommer även i talldominerade bestånd där den, förutom i trädens grenverk, påträffas hängande över ojämnheter i tallbarken. Arten har minskat starkt i södra och mellersta Sverige och den minskar även i sitt nordliga utbredningsområde. Minskningstakten uppgår till 30 (20–50) % inom 50 år och överstiger gränsvärdet för Sårbar (VU). Orsaken till tillbakagången beror främst på slutavverkningar av naturskogsartade skogar. Bestånd med riklig förekomst bör regelmässigt sparas, vilket även gynnar flera andra sällsynta och rödlistade arter. Garnlav är värdväxt för den mycket sällsynta och akut hotade fjärilen barrskogslavfly (CR) som hör hemma i boreala barrskogar med riklig förekomst av värdväxten. Tidigare kunde arten konstateras årligen på flera platser vid Dala-Floda i Dalarna innan lokalerna kalavverkades. Senaste fyndet i landet av barrskogslavfly är från år 2000 då den påträffades vid Högberget i Sollefteå kommun. Garnlav är typisk art för </w:t>
+        <w:t xml:space="preserve">Gytterlav </w:t>
+      </w:r>
+      <w:r>
+        <w:t xml:space="preserve">signalerar höga naturvärden i södra och mellersta Sverige, samt längs Norrlands kustland. Förekomster i söder, framför allt på trädstammar, är en indikation på gammal skogsmark med långvarig förekomst av äldre lövträd i miljöer med hög och jämn luftfuktighet. Gytterlav är typisk art för </w:t>
       </w:r>
       <w:r>
         <w:rPr>
           <w:i/>
         </w:rPr>
-        <w:t xml:space="preserve">9010 Taiga </w:t>
-      </w:r>
-      <w:r>
-        <w:t>och</w:t>
+        <w:t xml:space="preserve">9040 Fjällbjörkskog </w:t>
+      </w:r>
+      <w:r>
+        <w:t>(Nitare &amp; Skogsstyrelsen, 2019; SLU Artdatabanken, 2025).</w:t>
+      </w:r>
+    </w:p>
+    <w:p>
+      <w:r>
+        <w:rPr>
+          <w:b/>
+        </w:rPr>
+        <w:t>Korallblylav</w:t>
+      </w:r>
+      <w:r>
+        <w:t xml:space="preserve"> växer på bark av asp, ask, rönn, sälg, bok och lönn och signalerar överallt skogsbestånd med höga naturvärden och den följs nästan alltid av andra ovanliga och rödlistade arter. Den indikerar hög och jämn luftfuktighet och växer främst i områden med lång skoglig kontinuitet där det funnits ett ständigt inslag av gamla lövträd. Korallblylav är typisk art för </w:t>
       </w:r>
       <w:r>
         <w:rPr>
           <w:i/>
         </w:rPr>
-        <w:t xml:space="preserve"> 9070 Trädklädd betesmark</w:t>
-      </w:r>
-      <w:r>
-        <w:t xml:space="preserve"> (SLU Artdatabanken, 2026).</w:t>
+        <w:t xml:space="preserve">9020 Nordlig ädellövskog, 9070 Trädklädd betesmark, 9160 Näringsrik ekskog, 9180 Ädellövskog i branter </w:t>
+      </w:r>
+      <w:r>
+        <w:t>och</w:t>
+      </w:r>
+      <w:r>
+        <w:rPr>
+          <w:i/>
+        </w:rPr>
+        <w:t xml:space="preserve"> 9190 Näringsfattig ekskog</w:t>
+      </w:r>
+      <w:r>
+        <w:t xml:space="preserve"> (SLU Artdatabanken, 2024; Nitare &amp; Skogsstyrelsen, 2019).</w:t>
       </w:r>
     </w:p>
     <w:p>
@@ -331,10 +524,46 @@
         <w:rPr>
           <w:b/>
         </w:rPr>
-        <w:t>Gräddporing (VU)</w:t>
-      </w:r>
-      <w:r>
-        <w:t xml:space="preserve"> växer nästan enbart i urskogsartad barrskog på gamla, kraftigt murkna, grova och mossbelupna tallågor i något fuktiga och skuggiga lägen. Arten är placerad högst upp i Skogsstyrelsens värdepyramid för bedömning av skog med höga naturvärden och indikerar gamla och relativt orörda tallnaturskogar med höga naturvärden där det under låg tid kontinuerligt funnits inslag av grova tallågor. För att på sikt hejda artens vikande trend behöver merparten av gräddporingens nu kända växtplatser undantas från skogsbruk. Gräddporing är typisk art för </w:t>
+        <w:t>Stuplav</w:t>
+      </w:r>
+      <w:r>
+        <w:t xml:space="preserve"> är en mycket bra signalart i hela sitt utbredningsområde och förekommer nästan enbart i skogsmiljöer med höga naturvärden. Den indikerar långvarig förekomst av gamla lövträd och miljöer med konstant hög luftfuktighet. I skogar med suboceaniskt klimat finns det en mycket sällsynt parasit, njurlavsknapp </w:t>
+      </w:r>
+      <w:r>
+        <w:rPr>
+          <w:i/>
+        </w:rPr>
+        <w:t>Pletocarpon nephromeum</w:t>
+      </w:r>
+      <w:r>
+        <w:t xml:space="preserve"> (EN), som växer på stuplav. Ytterligare tre sällsynta lavparasiter, </w:t>
+      </w:r>
+      <w:r>
+        <w:rPr>
+          <w:i/>
+        </w:rPr>
+        <w:t>Protounguicularia nephromatis</w:t>
+      </w:r>
+      <w:r>
+        <w:t xml:space="preserve"> (VU), </w:t>
+      </w:r>
+      <w:r>
+        <w:rPr>
+          <w:i/>
+        </w:rPr>
+        <w:t>Refractohilum galligenum</w:t>
+      </w:r>
+      <w:r>
+        <w:t xml:space="preserve"> (NT) och </w:t>
+      </w:r>
+      <w:r>
+        <w:rPr>
+          <w:i/>
+        </w:rPr>
+        <w:t>Roselliniella nephromatis</w:t>
+      </w:r>
+      <w:r>
+        <w:t xml:space="preserve"> (DD), kan också påträffas på stuplav. Stuplav är typisk art för </w:t>
       </w:r>
       <w:r>
         <w:rPr>
@@ -343,239 +572,7 @@
         <w:t>9010 Taiga</w:t>
       </w:r>
       <w:r>
-        <w:t xml:space="preserve"> (SLU Artdatabanken, 2024; Nitare &amp; Skogsstyrelsen, 2019).</w:t>
-      </w:r>
-    </w:p>
-    <w:p>
-      <w:r>
-        <w:rPr>
-          <w:b/>
-        </w:rPr>
-        <w:t xml:space="preserve">Gytterlav </w:t>
-      </w:r>
-      <w:r>
-        <w:t xml:space="preserve">signalerar höga naturvärden i södra och mellersta Sverige, samt längs Norrlands kustland. Förekomster i söder, framför allt på trädstammar, är en indikation på gammal skogsmark med långvarig förekomst av äldre lövträd i miljöer med hög och jämn luftfuktighet. Gytterlav är typisk art för </w:t>
-      </w:r>
-      <w:r>
-        <w:rPr>
-          <w:i/>
-        </w:rPr>
-        <w:t xml:space="preserve">9040 Fjällbjörkskog </w:t>
-      </w:r>
-      <w:r>
-        <w:t>(Nitare &amp; Skogsstyrelsen, 2019; SLU Artdatabanken, 2025).</w:t>
-      </w:r>
-    </w:p>
-    <w:p>
-      <w:r>
-        <w:rPr>
-          <w:b/>
-        </w:rPr>
-        <w:t>Korallblylav</w:t>
-      </w:r>
-      <w:r>
-        <w:t xml:space="preserve"> växer på bark av asp, ask, rönn, sälg, bok och lönn och signalerar överallt skogsbestånd med höga naturvärden och den följs nästan alltid av andra ovanliga och rödlistade arter. Den indikerar hög och jämn luftfuktighet och växer främst i områden med lång skoglig kontinuitet där det funnits ett ständigt inslag av gamla lövträd. Korallblylav är typisk art för </w:t>
-      </w:r>
-      <w:r>
-        <w:rPr>
-          <w:i/>
-        </w:rPr>
-        <w:t xml:space="preserve">9020 Nordlig ädellövskog, 9070 Trädklädd betesmark, 9160 Näringsrik ekskog, 9180 Ädellövskog i branter </w:t>
-      </w:r>
-      <w:r>
-        <w:t>och</w:t>
-      </w:r>
-      <w:r>
-        <w:rPr>
-          <w:i/>
-        </w:rPr>
-        <w:t xml:space="preserve"> 9190 Näringsfattig ekskog</w:t>
-      </w:r>
-      <w:r>
-        <w:t xml:space="preserve"> (SLU Artdatabanken, 2024; Nitare &amp; Skogsstyrelsen, 2019).</w:t>
-      </w:r>
-    </w:p>
-    <w:p>
-      <w:r>
-        <w:rPr>
-          <w:b/>
-        </w:rPr>
-        <w:t>Lunglav (NT)</w:t>
-      </w:r>
-      <w:r>
-        <w:t xml:space="preserve"> är en av vårt lands främsta signalarter som överallt indikerar gamla lövträd, skogsbestånd med höga naturvärden och ekosystem med långskoglig kontinuitet. Lokalt kan förekomsten vara mycket riklig men den hittas nästan enbart i gamla och ej slutavverkade skogar. Artens samtliga förekomster bör uppmärksammas från naturvårdssynpunkt, då många lokaler även hyser andra ovanliga och rödlistade arter. Rikliga förekomster bör skyddas med biotopskydd, frivilliga avsättningar eller reservat. På lunglav kan de sällsynta lavparasiterna lunglavshårprick (CR), </w:t>
-      </w:r>
-      <w:r>
-        <w:rPr>
-          <w:i/>
-        </w:rPr>
-        <w:t>Abrothallus diederichii</w:t>
-      </w:r>
-      <w:r>
-        <w:t xml:space="preserve"> (VU), </w:t>
-      </w:r>
-      <w:r>
-        <w:rPr>
-          <w:i/>
-        </w:rPr>
-        <w:t>Abrothallus lobariae</w:t>
-      </w:r>
-      <w:r>
-        <w:t xml:space="preserve"> (VU), </w:t>
-      </w:r>
-      <w:r>
-        <w:rPr>
-          <w:i/>
-        </w:rPr>
-        <w:t>Calycina lobariae</w:t>
-      </w:r>
-      <w:r>
-        <w:t xml:space="preserve"> (VU), lunglavsknapp (VU) och skrovelmössing (VU) påträffas. Lunglav är typisk art för </w:t>
-      </w:r>
-      <w:r>
-        <w:rPr>
-          <w:i/>
-        </w:rPr>
-        <w:t>9010 Taiga, 9020 Nordlig ädellövskog, 9110 Näringsfattig bokskog, 9130 Näringsrik bokskog, 9160 Näringsrik ekskog, 9180 Ädellövskog i branter, 9190 Näringsfattig ekskog, 9070 Trädklädd betesmark, 9040 Fjällbjörkskog</w:t>
-      </w:r>
-      <w:r>
-        <w:t xml:space="preserve"> och</w:t>
-      </w:r>
-      <w:r>
-        <w:rPr>
-          <w:i/>
-        </w:rPr>
-        <w:t xml:space="preserve"> 6530 Lövängar</w:t>
-      </w:r>
-      <w:r>
         <w:t xml:space="preserve"> (SLU Artdatabanken, 2026; Nitare &amp; Skogsstyrelsen, 2019).</w:t>
-      </w:r>
-    </w:p>
-    <w:p>
-      <w:r>
-        <w:rPr>
-          <w:b/>
-        </w:rPr>
-        <w:t>Mörk kolflarnlav (NT)</w:t>
-      </w:r>
-      <w:r>
-        <w:t xml:space="preserve"> är brandberoende och växer nästan uteslutande på kolad hård kärnved av tall. Arten förekommer främst i glesa, öppna tall- och blandbarrskogar av naturskogskaraktär och etableringen verkar ske sent efter brand, kanske först efter 100–300 år. Mörk kolflarnlav indikerar skog med höga naturvärden och vanligast är att den påträffas på rester av nedbrunna torrakor och högstubbar och lågstubbar som är så grova att hela innandömet är urbränt. Tall- och blandbarrskogar av naturskogskaraktär med spår av återkommande bränder hyser höga biologiska värden och bör skyddas (SLU Artdatabanken, 2024).</w:t>
-      </w:r>
-    </w:p>
-    <w:p>
-      <w:r>
-        <w:rPr>
-          <w:b/>
-        </w:rPr>
-        <w:t>Stuplav</w:t>
-      </w:r>
-      <w:r>
-        <w:t xml:space="preserve"> är en mycket bra signalart i hela sitt utbredningsområde och förekommer nästan enbart i skogsmiljöer med höga naturvärden. Den indikerar långvarig förekomst av gamla lövträd och miljöer med konstant hög luftfuktighet. I skogar med suboceaniskt klimat finns det en mycket sällsynt parasit, njurlavsknapp </w:t>
-      </w:r>
-      <w:r>
-        <w:rPr>
-          <w:i/>
-        </w:rPr>
-        <w:t>Pletocarpon nephromeum</w:t>
-      </w:r>
-      <w:r>
-        <w:t xml:space="preserve"> (EN), som växer på stuplav. Ytterligare tre sällsynta lavparasiter, </w:t>
-      </w:r>
-      <w:r>
-        <w:rPr>
-          <w:i/>
-        </w:rPr>
-        <w:t>Protounguicularia nephromatis</w:t>
-      </w:r>
-      <w:r>
-        <w:t xml:space="preserve"> (VU), </w:t>
-      </w:r>
-      <w:r>
-        <w:rPr>
-          <w:i/>
-        </w:rPr>
-        <w:t>Refractohilum galligenum</w:t>
-      </w:r>
-      <w:r>
-        <w:t xml:space="preserve"> (NT) och </w:t>
-      </w:r>
-      <w:r>
-        <w:rPr>
-          <w:i/>
-        </w:rPr>
-        <w:t>Roselliniella nephromatis</w:t>
-      </w:r>
-      <w:r>
-        <w:t xml:space="preserve"> (DD), kan också påträffas på stuplav. Stuplav är typisk art för </w:t>
-      </w:r>
-      <w:r>
-        <w:rPr>
-          <w:i/>
-        </w:rPr>
-        <w:t>9010 Taiga</w:t>
-      </w:r>
-      <w:r>
-        <w:t xml:space="preserve"> (SLU Artdatabanken, 2026; Nitare &amp; Skogsstyrelsen, 2019).</w:t>
-      </w:r>
-    </w:p>
-    <w:p>
-      <w:r>
-        <w:rPr>
-          <w:b/>
-        </w:rPr>
-        <w:t>Vedskivlav (NT)</w:t>
-      </w:r>
-      <w:r>
-        <w:t xml:space="preserve"> växer på gammal, torr, exponerad, hård kärnved av framförallt tall i naturskogsartade bestånd. Avverkning av tallskog av naturskogskaraktär med spår av återkommande bränder är ett hot. Mängden lämplig ved att växa på för vedskivlav minskar, dels på grund av naturlig nedbrytning men framförallt på grund av att de förstörs i samband med slutavverkningar, gallringar och markberedning. Tall- och blandbarrskogar av naturskogskaraktär med spår av återkommande bränder bör skyddas. Vedskivlav är typisk art för </w:t>
-      </w:r>
-      <w:r>
-        <w:rPr>
-          <w:i/>
-        </w:rPr>
-        <w:t>9010 Taiga</w:t>
-      </w:r>
-      <w:r>
-        <w:t xml:space="preserve"> (SLU Artdatabanken, 2024).</w:t>
-      </w:r>
-    </w:p>
-    <w:p>
-      <w:r>
-        <w:rPr>
-          <w:b/>
-        </w:rPr>
-        <w:t xml:space="preserve">Vedtrappmossa (NT) </w:t>
-      </w:r>
-      <w:r>
-        <w:t xml:space="preserve">växer på död ved, främst i gammal granskog. Den förekommer knappast alls i fjällnära barrskogar utan finns i skogslandskapet nedom fjällen och framför allt i landets södra delar är den en mycket bra signalart för barrnaturskog med höga naturvärden. Skogsavverkning och brist på grov död ved i skogen är de allvarligaste hoten och den överlever inte kalhyggesbruk. Lokaler med sluten granskog, tillräckligt stora för att säkerställa ett kontinuerligt tillskott på grova lågor, bör undantas från storskaligt skogsbruk. Vedtrappmossa är typisk art för </w:t>
-      </w:r>
-      <w:r>
-        <w:rPr>
-          <w:i/>
-        </w:rPr>
-        <w:t>9010 Taiga</w:t>
-      </w:r>
-      <w:r>
-        <w:t xml:space="preserve"> (SLU Artdatabanken, 2024).</w:t>
-      </w:r>
-    </w:p>
-    <w:p>
-      <w:r>
-        <w:rPr>
-          <w:b/>
-        </w:rPr>
-        <w:t>Violettgrå tagellav (NT)</w:t>
-      </w:r>
-      <w:r>
-        <w:t xml:space="preserve"> växer nästan uteslutande i gamla olikåldriga barrnaturskogar med lång skoglig kontinuitet och är en utmärkt signal på skog med höga naturvärden. Slutavverkning av tidigare aldrig slutavverkad skog (kontinuitetsskog) är det största hotet. Biotopen nyskapas i begränsad omfattning och barrskog äldre än 160 år, där den violettgrå tagellaven huvudsakligen påträffas har minskat med 50% de senaste 50 åren. Lågproduktiv skogsmark där laven förekommer bör undantas från skogsbruk och rika förekomster i äldre granskog bör skyddas. Arten är känslig för uttorkning och det är väsentligt att tillräckligt stora bestånd avsätts. Violettgrå tagellav är typisk art för </w:t>
-      </w:r>
-      <w:r>
-        <w:rPr>
-          <w:i/>
-        </w:rPr>
-        <w:t>9010 Taiga</w:t>
-      </w:r>
-      <w:r>
-        <w:t xml:space="preserve"> (SLU Artdatabanken, 2024; Nitare &amp; Skogsstyrelsen, 2019).</w:t>
       </w:r>
     </w:p>
     <w:p>
@@ -1095,7 +1092,7 @@
     <w:r>
       <w:tab/>
       <w:tab/>
-      <w:t>2026-06-20</w:t>
+      <w:t>2026-06-21</w:t>
       <w:br/>
       <w:br/>
     </w:r>

--- a/klagomål/A 22006-2026 FSC-klagomål.docx
+++ b/klagomål/A 22006-2026 FSC-klagomål.docx
@@ -1092,7 +1092,7 @@
     <w:r>
       <w:tab/>
       <w:tab/>
-      <w:t>2026-06-21</w:t>
+      <w:t>2026-06-22</w:t>
       <w:br/>
       <w:br/>
     </w:r>

--- a/klagomål/A 22006-2026 FSC-klagomål.docx
+++ b/klagomål/A 22006-2026 FSC-klagomål.docx
@@ -1092,7 +1092,7 @@
     <w:r>
       <w:tab/>
       <w:tab/>
-      <w:t>2026-06-22</w:t>
+      <w:t>2026-06-23</w:t>
       <w:br/>
       <w:br/>
     </w:r>

--- a/klagomål/A 22006-2026 FSC-klagomål.docx
+++ b/klagomål/A 22006-2026 FSC-klagomål.docx
@@ -1092,7 +1092,7 @@
     <w:r>
       <w:tab/>
       <w:tab/>
-      <w:t>2026-06-23</w:t>
+      <w:t>2026-06-24</w:t>
       <w:br/>
       <w:br/>
     </w:r>

--- a/klagomål/A 22006-2026 FSC-klagomål.docx
+++ b/klagomål/A 22006-2026 FSC-klagomål.docx
@@ -1092,7 +1092,7 @@
     <w:r>
       <w:tab/>
       <w:tab/>
-      <w:t>2026-06-24</w:t>
+      <w:t>2026-06-25</w:t>
       <w:br/>
       <w:br/>
     </w:r>

--- a/klagomål/A 22006-2026 FSC-klagomål.docx
+++ b/klagomål/A 22006-2026 FSC-klagomål.docx
@@ -1092,7 +1092,7 @@
     <w:r>
       <w:tab/>
       <w:tab/>
-      <w:t>2026-06-25</w:t>
+      <w:t>2026-06-26</w:t>
       <w:br/>
       <w:br/>
     </w:r>

--- a/klagomål/A 22006-2026 FSC-klagomål.docx
+++ b/klagomål/A 22006-2026 FSC-klagomål.docx
@@ -1092,7 +1092,7 @@
     <w:r>
       <w:tab/>
       <w:tab/>
-      <w:t>2026-06-26</w:t>
+      <w:t>2026-06-27</w:t>
       <w:br/>
       <w:br/>
     </w:r>

--- a/klagomål/A 22006-2026 FSC-klagomål.docx
+++ b/klagomål/A 22006-2026 FSC-klagomål.docx
@@ -1092,7 +1092,7 @@
     <w:r>
       <w:tab/>
       <w:tab/>
-      <w:t>2026-06-27</w:t>
+      <w:t>2026-06-28</w:t>
       <w:br/>
       <w:br/>
     </w:r>

--- a/klagomål/A 22006-2026 FSC-klagomål.docx
+++ b/klagomål/A 22006-2026 FSC-klagomål.docx
@@ -1092,7 +1092,7 @@
     <w:r>
       <w:tab/>
       <w:tab/>
-      <w:t>2026-06-28</w:t>
+      <w:t>2026-06-29</w:t>
       <w:br/>
       <w:br/>
     </w:r>

--- a/klagomål/A 22006-2026 FSC-klagomål.docx
+++ b/klagomål/A 22006-2026 FSC-klagomål.docx
@@ -1092,7 +1092,7 @@
     <w:r>
       <w:tab/>
       <w:tab/>
-      <w:t>2026-06-29</w:t>
+      <w:t>2026-06-30</w:t>
       <w:br/>
       <w:br/>
     </w:r>

--- a/klagomål/A 22006-2026 FSC-klagomål.docx
+++ b/klagomål/A 22006-2026 FSC-klagomål.docx
@@ -1092,7 +1092,7 @@
     <w:r>
       <w:tab/>
       <w:tab/>
-      <w:t>2026-06-30</w:t>
+      <w:t>2026-07-01</w:t>
       <w:br/>
       <w:br/>
     </w:r>

--- a/klagomål/A 22006-2026 FSC-klagomål.docx
+++ b/klagomål/A 22006-2026 FSC-klagomål.docx
@@ -1092,7 +1092,7 @@
     <w:r>
       <w:tab/>
       <w:tab/>
-      <w:t>2026-07-01</w:t>
+      <w:t>2026-07-02</w:t>
       <w:br/>
       <w:br/>
     </w:r>

--- a/klagomål/A 22006-2026 FSC-klagomål.docx
+++ b/klagomål/A 22006-2026 FSC-klagomål.docx
@@ -1092,7 +1092,7 @@
     <w:r>
       <w:tab/>
       <w:tab/>
-      <w:t>2026-07-13</w:t>
+      <w:t>2026-07-14</w:t>
       <w:br/>
       <w:br/>
     </w:r>

--- a/klagomål/A 22006-2026 FSC-klagomål.docx
+++ b/klagomål/A 22006-2026 FSC-klagomål.docx
@@ -1092,7 +1092,7 @@
     <w:r>
       <w:tab/>
       <w:tab/>
-      <w:t>2026-07-14</w:t>
+      <w:t>2026-07-15</w:t>
       <w:br/>
       <w:br/>
     </w:r>

--- a/klagomål/A 22006-2026 FSC-klagomål.docx
+++ b/klagomål/A 22006-2026 FSC-klagomål.docx
@@ -1092,7 +1092,7 @@
     <w:r>
       <w:tab/>
       <w:tab/>
-      <w:t>2026-07-15</w:t>
+      <w:t>2026-07-16</w:t>
       <w:br/>
       <w:br/>
     </w:r>

--- a/klagomål/A 22006-2026 FSC-klagomål.docx
+++ b/klagomål/A 22006-2026 FSC-klagomål.docx
@@ -1092,7 +1092,7 @@
     <w:r>
       <w:tab/>
       <w:tab/>
-      <w:t>2026-07-16</w:t>
+      <w:t>2026-07-17</w:t>
       <w:br/>
       <w:br/>
     </w:r>

--- a/klagomål/A 22006-2026 FSC-klagomål.docx
+++ b/klagomål/A 22006-2026 FSC-klagomål.docx
@@ -1092,7 +1092,7 @@
     <w:r>
       <w:tab/>
       <w:tab/>
-      <w:t>2026-07-17</w:t>
+      <w:t>2026-07-18</w:t>
       <w:br/>
       <w:br/>
     </w:r>

--- a/klagomål/A 22006-2026 FSC-klagomål.docx
+++ b/klagomål/A 22006-2026 FSC-klagomål.docx
@@ -1092,7 +1092,7 @@
     <w:r>
       <w:tab/>
       <w:tab/>
-      <w:t>2026-07-18</w:t>
+      <w:t>2026-07-19</w:t>
       <w:br/>
       <w:br/>
     </w:r>

--- a/klagomål/A 22006-2026 FSC-klagomål.docx
+++ b/klagomål/A 22006-2026 FSC-klagomål.docx
@@ -1092,7 +1092,7 @@
     <w:r>
       <w:tab/>
       <w:tab/>
-      <w:t>2026-07-19</w:t>
+      <w:t>2026-07-20</w:t>
       <w:br/>
       <w:br/>
     </w:r>

--- a/klagomål/A 22006-2026 FSC-klagomål.docx
+++ b/klagomål/A 22006-2026 FSC-klagomål.docx
@@ -1092,7 +1092,7 @@
     <w:r>
       <w:tab/>
       <w:tab/>
-      <w:t>2026-07-20</w:t>
+      <w:t>2026-07-21</w:t>
       <w:br/>
       <w:br/>
     </w:r>

--- a/klagomål/A 22006-2026 FSC-klagomål.docx
+++ b/klagomål/A 22006-2026 FSC-klagomål.docx
@@ -1092,7 +1092,7 @@
     <w:r>
       <w:tab/>
       <w:tab/>
-      <w:t>2026-07-21</w:t>
+      <w:t>2026-07-22</w:t>
       <w:br/>
       <w:br/>
     </w:r>

--- a/klagomål/A 22006-2026 FSC-klagomål.docx
+++ b/klagomål/A 22006-2026 FSC-klagomål.docx
@@ -1092,7 +1092,7 @@
     <w:r>
       <w:tab/>
       <w:tab/>
-      <w:t>2026-07-22</w:t>
+      <w:t>2026-07-23</w:t>
       <w:br/>
       <w:br/>
     </w:r>

--- a/klagomål/A 22006-2026 FSC-klagomål.docx
+++ b/klagomål/A 22006-2026 FSC-klagomål.docx
@@ -1092,7 +1092,7 @@
     <w:r>
       <w:tab/>
       <w:tab/>
-      <w:t>2026-07-23</w:t>
+      <w:t>2026-07-24</w:t>
       <w:br/>
       <w:br/>
     </w:r>

--- a/klagomål/A 22006-2026 FSC-klagomål.docx
+++ b/klagomål/A 22006-2026 FSC-klagomål.docx
@@ -1092,7 +1092,7 @@
     <w:r>
       <w:tab/>
       <w:tab/>
-      <w:t>2026-07-24</w:t>
+      <w:t>2026-07-25</w:t>
       <w:br/>
       <w:br/>
     </w:r>

--- a/klagomål/A 22006-2026 FSC-klagomål.docx
+++ b/klagomål/A 22006-2026 FSC-klagomål.docx
@@ -1092,7 +1092,7 @@
     <w:r>
       <w:tab/>
       <w:tab/>
-      <w:t>2026-07-25</w:t>
+      <w:t>2026-07-26</w:t>
       <w:br/>
       <w:br/>
     </w:r>

--- a/klagomål/A 22006-2026 FSC-klagomål.docx
+++ b/klagomål/A 22006-2026 FSC-klagomål.docx
@@ -1092,7 +1092,7 @@
     <w:r>
       <w:tab/>
       <w:tab/>
-      <w:t>2026-07-26</w:t>
+      <w:t>2026-07-27</w:t>
       <w:br/>
       <w:br/>
     </w:r>

--- a/klagomål/A 22006-2026 FSC-klagomål.docx
+++ b/klagomål/A 22006-2026 FSC-klagomål.docx
@@ -1092,7 +1092,7 @@
     <w:r>
       <w:tab/>
       <w:tab/>
-      <w:t>2026-07-27</w:t>
+      <w:t>2026-07-28</w:t>
       <w:br/>
       <w:br/>
     </w:r>

--- a/klagomål/A 22006-2026 FSC-klagomål.docx
+++ b/klagomål/A 22006-2026 FSC-klagomål.docx
@@ -1092,7 +1092,7 @@
     <w:r>
       <w:tab/>
       <w:tab/>
-      <w:t>2026-07-28</w:t>
+      <w:t>2026-07-29</w:t>
       <w:br/>
       <w:br/>
     </w:r>

--- a/klagomål/A 22006-2026 FSC-klagomål.docx
+++ b/klagomål/A 22006-2026 FSC-klagomål.docx
@@ -1092,7 +1092,7 @@
     <w:r>
       <w:tab/>
       <w:tab/>
-      <w:t>2026-07-29</w:t>
+      <w:t>2026-07-30</w:t>
       <w:br/>
       <w:br/>
     </w:r>

--- a/klagomål/A 22006-2026 FSC-klagomål.docx
+++ b/klagomål/A 22006-2026 FSC-klagomål.docx
@@ -1092,7 +1092,7 @@
     <w:r>
       <w:tab/>
       <w:tab/>
-      <w:t>2026-07-30</w:t>
+      <w:t>2026-07-31</w:t>
       <w:br/>
       <w:br/>
     </w:r>

--- a/klagomål/A 22006-2026 FSC-klagomål.docx
+++ b/klagomål/A 22006-2026 FSC-klagomål.docx
@@ -1092,7 +1092,7 @@
     <w:r>
       <w:tab/>
       <w:tab/>
-      <w:t>2026-07-31</w:t>
+      <w:t>2026-08-01</w:t>
       <w:br/>
       <w:br/>
     </w:r>

--- a/klagomål/A 22006-2026 FSC-klagomål.docx
+++ b/klagomål/A 22006-2026 FSC-klagomål.docx
@@ -1092,7 +1092,7 @@
     <w:r>
       <w:tab/>
       <w:tab/>
-      <w:t>2026-08-01</w:t>
+      <w:t>2026-08-02</w:t>
       <w:br/>
       <w:br/>
     </w:r>

--- a/klagomål/A 22006-2026 FSC-klagomål.docx
+++ b/klagomål/A 22006-2026 FSC-klagomål.docx
@@ -1092,7 +1092,7 @@
     <w:r>
       <w:tab/>
       <w:tab/>
-      <w:t>2026-08-02</w:t>
+      <w:t>2026-08-03</w:t>
       <w:br/>
       <w:br/>
     </w:r>

--- a/klagomål/A 22006-2026 FSC-klagomål.docx
+++ b/klagomål/A 22006-2026 FSC-klagomål.docx
@@ -1092,7 +1092,7 @@
     <w:r>
       <w:tab/>
       <w:tab/>
-      <w:t>2026-08-03</w:t>
+      <w:t>2026-08-05</w:t>
       <w:br/>
       <w:br/>
     </w:r>

--- a/klagomål/A 22006-2026 FSC-klagomål.docx
+++ b/klagomål/A 22006-2026 FSC-klagomål.docx
@@ -1092,7 +1092,7 @@
     <w:r>
       <w:tab/>
       <w:tab/>
-      <w:t>2026-08-05</w:t>
+      <w:t>2026-08-07</w:t>
       <w:br/>
       <w:br/>
     </w:r>

--- a/klagomål/A 22006-2026 FSC-klagomål.docx
+++ b/klagomål/A 22006-2026 FSC-klagomål.docx
@@ -1092,7 +1092,7 @@
     <w:r>
       <w:tab/>
       <w:tab/>
-      <w:t>2026-08-07</w:t>
+      <w:t>2026-08-08</w:t>
       <w:br/>
       <w:br/>
     </w:r>

--- a/klagomål/A 22006-2026 FSC-klagomål.docx
+++ b/klagomål/A 22006-2026 FSC-klagomål.docx
@@ -216,7 +216,7 @@
         <w:spacing w:after="240"/>
       </w:pPr>
       <w:r>
-        <w:t>Figur 1. Fyndplatser för naturvårdsarter i och inom 21 meter från avverkningsanmälan. Markörer utan svart kant är placerade på fyndplatsen. Markörer med svart kant är placerade vid sidan av fyndplatsen har ett svart streck som visar fyndplatsens exakta position. Kartans mittpunktskoordinat är N 6704439, E 396592 i SWEREF 99 TM.</w:t>
+        <w:t>Figur 1. Fyndplatser för naturvårdsarter i och inom 21 meter från avverkningsanmälan. Markörer utan svart kant är placerade på fyndplatsen. Markörer med svart kant är placerade vid sidan av fyndplatsen och har ett svart streck som visar fyndplatsens exakta position. Kartans mittpunktskoordinat är N 6704439, E 396592 i SWEREF 99 TM.</w:t>
       </w:r>
     </w:p>
     <w:p>
@@ -1092,7 +1092,7 @@
     <w:r>
       <w:tab/>
       <w:tab/>
-      <w:t>2026-08-14</w:t>
+      <w:t>2026-08-15</w:t>
       <w:br/>
       <w:br/>
     </w:r>

--- a/klagomål/A 22006-2026 FSC-klagomål.docx
+++ b/klagomål/A 22006-2026 FSC-klagomål.docx
@@ -1092,7 +1092,7 @@
     <w:r>
       <w:tab/>
       <w:tab/>
-      <w:t>2026-08-15</w:t>
+      <w:t>2026-08-16</w:t>
       <w:br/>
       <w:br/>
     </w:r>

--- a/klagomål/A 22006-2026 FSC-klagomål.docx
+++ b/klagomål/A 22006-2026 FSC-klagomål.docx
@@ -1092,7 +1092,7 @@
     <w:r>
       <w:tab/>
       <w:tab/>
-      <w:t>2026-08-16</w:t>
+      <w:t>2026-08-17</w:t>
       <w:br/>
       <w:br/>
     </w:r>

--- a/klagomål/A 22006-2026 FSC-klagomål.docx
+++ b/klagomål/A 22006-2026 FSC-klagomål.docx
@@ -1092,7 +1092,7 @@
     <w:r>
       <w:tab/>
       <w:tab/>
-      <w:t>2026-08-17</w:t>
+      <w:t>2026-08-18</w:t>
       <w:br/>
       <w:br/>
     </w:r>

--- a/klagomål/A 22006-2026 FSC-klagomål.docx
+++ b/klagomål/A 22006-2026 FSC-klagomål.docx
@@ -1092,7 +1092,7 @@
     <w:r>
       <w:tab/>
       <w:tab/>
-      <w:t>2026-08-18</w:t>
+      <w:t>2026-08-19</w:t>
       <w:br/>
       <w:br/>
     </w:r>

--- a/klagomål/A 22006-2026 FSC-klagomål.docx
+++ b/klagomål/A 22006-2026 FSC-klagomål.docx
@@ -1092,7 +1092,7 @@
     <w:r>
       <w:tab/>
       <w:tab/>
-      <w:t>2026-08-19</w:t>
+      <w:t>2026-08-20</w:t>
       <w:br/>
       <w:br/>
     </w:r>

--- a/klagomål/A 22006-2026 FSC-klagomål.docx
+++ b/klagomål/A 22006-2026 FSC-klagomål.docx
@@ -1092,7 +1092,7 @@
     <w:r>
       <w:tab/>
       <w:tab/>
-      <w:t>2026-08-20</w:t>
+      <w:t>2026-08-21</w:t>
       <w:br/>
       <w:br/>
     </w:r>

--- a/klagomål/A 22006-2026 FSC-klagomål.docx
+++ b/klagomål/A 22006-2026 FSC-klagomål.docx
@@ -1092,7 +1092,7 @@
     <w:r>
       <w:tab/>
       <w:tab/>
-      <w:t>2026-08-21</w:t>
+      <w:t>2026-08-22</w:t>
       <w:br/>
       <w:br/>
     </w:r>

--- a/klagomål/A 22006-2026 FSC-klagomål.docx
+++ b/klagomål/A 22006-2026 FSC-klagomål.docx
@@ -1092,7 +1092,7 @@
     <w:r>
       <w:tab/>
       <w:tab/>
-      <w:t>2026-08-22</w:t>
+      <w:t>2026-08-23</w:t>
       <w:br/>
       <w:br/>
     </w:r>

--- a/klagomål/A 22006-2026 FSC-klagomål.docx
+++ b/klagomål/A 22006-2026 FSC-klagomål.docx
@@ -1092,7 +1092,7 @@
     <w:r>
       <w:tab/>
       <w:tab/>
-      <w:t>2026-08-23</w:t>
+      <w:t>2026-08-24</w:t>
       <w:br/>
       <w:br/>
     </w:r>

--- a/klagomål/A 22006-2026 FSC-klagomål.docx
+++ b/klagomål/A 22006-2026 FSC-klagomål.docx
@@ -1092,7 +1092,7 @@
     <w:r>
       <w:tab/>
       <w:tab/>
-      <w:t>2026-08-24</w:t>
+      <w:t>2026-08-25</w:t>
       <w:br/>
       <w:br/>
     </w:r>

--- a/klagomål/A 22006-2026 FSC-klagomål.docx
+++ b/klagomål/A 22006-2026 FSC-klagomål.docx
@@ -1092,7 +1092,7 @@
     <w:r>
       <w:tab/>
       <w:tab/>
-      <w:t>2026-08-25</w:t>
+      <w:t>2026-08-26</w:t>
       <w:br/>
       <w:br/>
     </w:r>

--- a/klagomål/A 22006-2026 FSC-klagomål.docx
+++ b/klagomål/A 22006-2026 FSC-klagomål.docx
@@ -1092,7 +1092,7 @@
     <w:r>
       <w:tab/>
       <w:tab/>
-      <w:t>2026-08-26</w:t>
+      <w:t>2026-08-27</w:t>
       <w:br/>
       <w:br/>
     </w:r>

--- a/klagomål/A 22006-2026 FSC-klagomål.docx
+++ b/klagomål/A 22006-2026 FSC-klagomål.docx
@@ -1092,7 +1092,7 @@
     <w:r>
       <w:tab/>
       <w:tab/>
-      <w:t>2026-08-27</w:t>
+      <w:t>2026-08-28</w:t>
       <w:br/>
       <w:br/>
     </w:r>

--- a/klagomål/A 22006-2026 FSC-klagomål.docx
+++ b/klagomål/A 22006-2026 FSC-klagomål.docx
@@ -1092,7 +1092,7 @@
     <w:r>
       <w:tab/>
       <w:tab/>
-      <w:t>2026-08-28</w:t>
+      <w:t>2026-08-29</w:t>
       <w:br/>
       <w:br/>
     </w:r>

--- a/klagomål/A 22006-2026 FSC-klagomål.docx
+++ b/klagomål/A 22006-2026 FSC-klagomål.docx
@@ -1092,7 +1092,7 @@
     <w:r>
       <w:tab/>
       <w:tab/>
-      <w:t>2026-08-29</w:t>
+      <w:t>2026-08-31</w:t>
       <w:br/>
       <w:br/>
     </w:r>

--- a/klagomål/A 22006-2026 FSC-klagomål.docx
+++ b/klagomål/A 22006-2026 FSC-klagomål.docx
@@ -1092,7 +1092,7 @@
     <w:r>
       <w:tab/>
       <w:tab/>
-      <w:t>2026-08-31</w:t>
+      <w:t>2026-09-01</w:t>
       <w:br/>
       <w:br/>
     </w:r>

--- a/klagomål/A 22006-2026 FSC-klagomål.docx
+++ b/klagomål/A 22006-2026 FSC-klagomål.docx
@@ -1092,7 +1092,7 @@
     <w:r>
       <w:tab/>
       <w:tab/>
-      <w:t>2026-09-01</w:t>
+      <w:t>2026-09-02</w:t>
       <w:br/>
       <w:br/>
     </w:r>

--- a/klagomål/A 22006-2026 FSC-klagomål.docx
+++ b/klagomål/A 22006-2026 FSC-klagomål.docx
@@ -1092,7 +1092,7 @@
     <w:r>
       <w:tab/>
       <w:tab/>
-      <w:t>2026-09-02</w:t>
+      <w:t>2026-09-03</w:t>
       <w:br/>
       <w:br/>
     </w:r>

--- a/klagomål/A 22006-2026 FSC-klagomål.docx
+++ b/klagomål/A 22006-2026 FSC-klagomål.docx
@@ -1092,7 +1092,7 @@
     <w:r>
       <w:tab/>
       <w:tab/>
-      <w:t>2026-09-03</w:t>
+      <w:t>2026-09-04</w:t>
       <w:br/>
       <w:br/>
     </w:r>

--- a/klagomål/A 22006-2026 FSC-klagomål.docx
+++ b/klagomål/A 22006-2026 FSC-klagomål.docx
@@ -1092,7 +1092,7 @@
     <w:r>
       <w:tab/>
       <w:tab/>
-      <w:t>2026-09-04</w:t>
+      <w:t>2026-09-05</w:t>
       <w:br/>
       <w:br/>
     </w:r>
